--- a/paper/manuscript.docx
+++ b/paper/manuscript.docx
@@ -585,7 +585,20 @@
         <w:pStyle w:val="FirstParagraph"/>
       </w:pPr>
       <w:r>
-        <w:t xml:space="preserve">To establish what raw material was locally available, gravel bars were sampled at five points along three river channels. At each point an area of 1–2 m² was cleared and every cobble longer than 30 mm exposed at the surface was recorded. For each cobble we recorded length, width and thickness (mm), roundness on a four-point scale (0–3, from least to most rounded) and shape (sub-oval, tabular or irregular). These records give the relative abundance of each lithology on the gravel bars (n = xx).</w:t>
+        <w:t xml:space="preserve">To establish what raw material was locally available, gravel bars were sampled at five points along three river channels. At each point an area of 1–2 m² was cleared and every cobble longer than 30 mm exposed at the surface was recorded. For each cobble we recorded length, width and thickness (mm), roundness on a four-point scale (0–3, from least to most rounded) and shape (sub-oval, tabular or irregular). These records give the relative abundance of each lithology on the gravel bars (</w:t>
+      </w:r>
+      <w:r>
+        <w:rPr>
+          <w:i/>
+          <w:iCs/>
+        </w:rPr>
+        <w:t xml:space="preserve">n</w:t>
+      </w:r>
+      <w:r>
+        <w:t xml:space="preserve"> </w:t>
+      </w:r>
+      <w:r>
+        <w:t xml:space="preserve">= xx).</w:t>
       </w:r>
     </w:p>
     <w:p>
@@ -609,7 +622,23 @@
         <w:pStyle w:val="BodyText"/>
       </w:pPr>
       <w:r>
-        <w:t xml:space="preserve">Because the artefacts are made overwhelmingly on river cobbles, the straight-line distance from each locality to the nearest present-day channel was used as a proxy for proximity to a source of raw material. These distances are strongly skewed, the groups differ considerably in size, and their variances are unequal, so differences between the two basins were tested with a Mann–Whitney rank sum test and differences among the three valleys with a Kruskal–Wallis rank sum test; medians are reported as the measure of central tendency and the rank tests taken as the primary criterion. cobble size was summarised as the geometric mean of length, width and thickness and compared between lithologies with a Mann–Whitney rank sum test, with the geometric mean size of each lithology and the effect size r reported alongside.</w:t>
+        <w:t xml:space="preserve">Because the artefacts are made overwhelmingly on river cobbles, the straight-line distance from each locality to the nearest present-day channel was used as a proxy for proximity to a source of raw material. These distances are strongly skewed, the groups differ considerably in size, and their variances are unequal, so differences between the two basins were tested with a Mann–Whitney rank sum test and differences among the three valleys with a Kruskal–Wallis rank sum test; medians are reported as the measure of central tendency and the rank tests taken as the primary criterion. cobble size was summarised as the geometric mean of length, width and thickness and compared between lithologies with a Mann–Whitney rank sum test, with the geometric mean size of each lithology and the effect size</w:t>
+      </w:r>
+      <w:r>
+        <w:t xml:space="preserve"> </w:t>
+      </w:r>
+      <w:r>
+        <w:rPr>
+          <w:i/>
+          <w:iCs/>
+        </w:rPr>
+        <w:t xml:space="preserve">r</w:t>
+      </w:r>
+      <w:r>
+        <w:t xml:space="preserve"> </w:t>
+      </w:r>
+      <w:r>
+        <w:t xml:space="preserve">reported alongside.</w:t>
       </w:r>
     </w:p>
     <w:p>
@@ -617,7 +646,17 @@
         <w:pStyle w:val="BodyText"/>
       </w:pPr>
       <w:r>
-        <w:t xml:space="preserve">Raw material selection was quantified with Jacobs’ electivity index D</w:t>
+        <w:t xml:space="preserve">Raw material selection was quantified with Jacobs’ electivity index</w:t>
+      </w:r>
+      <w:r>
+        <w:t xml:space="preserve"> </w:t>
+      </w:r>
+      <w:r>
+        <w:rPr>
+          <w:i/>
+          <w:iCs/>
+        </w:rPr>
+        <w:t xml:space="preserve">D</w:t>
       </w:r>
       <w:r>
         <w:t xml:space="preserve"> </w:t>
@@ -715,7 +754,87 @@
         <w:pStyle w:val="FirstParagraph"/>
       </w:pPr>
       <w:r>
-        <w:t xml:space="preserve">where r is the proportion of a given raw material among the artefacts and p is its proportion among the cobbles recorded in the gravel survey. D ranges from −1 (complete avoidance) through 0 (use in proportion to availability) to +1 (complete selection). It was computed for each raw material in the surface Quina scrapers against availability pooled across the gravel survey. Materials present among the artefacts but absent from the survey take D = +1 and are read as evidence of non-local procurement; materials present in the survey but absent from the artefacts take D = −1.</w:t>
+        <w:t xml:space="preserve">where</w:t>
+      </w:r>
+      <w:r>
+        <w:t xml:space="preserve"> </w:t>
+      </w:r>
+      <w:r>
+        <w:rPr>
+          <w:i/>
+          <w:iCs/>
+        </w:rPr>
+        <w:t xml:space="preserve">r</w:t>
+      </w:r>
+      <w:r>
+        <w:t xml:space="preserve"> </w:t>
+      </w:r>
+      <w:r>
+        <w:t xml:space="preserve">is the proportion of a given raw material among the artefacts and</w:t>
+      </w:r>
+      <w:r>
+        <w:t xml:space="preserve"> </w:t>
+      </w:r>
+      <w:r>
+        <w:rPr>
+          <w:i/>
+          <w:iCs/>
+        </w:rPr>
+        <w:t xml:space="preserve">p</w:t>
+      </w:r>
+      <w:r>
+        <w:t xml:space="preserve"> </w:t>
+      </w:r>
+      <w:r>
+        <w:t xml:space="preserve">is its proportion among the cobbles recorded in the gravel survey.</w:t>
+      </w:r>
+      <w:r>
+        <w:t xml:space="preserve"> </w:t>
+      </w:r>
+      <w:r>
+        <w:rPr>
+          <w:i/>
+          <w:iCs/>
+        </w:rPr>
+        <w:t xml:space="preserve">D</w:t>
+      </w:r>
+      <w:r>
+        <w:t xml:space="preserve"> </w:t>
+      </w:r>
+      <w:r>
+        <w:t xml:space="preserve">ranges from −1 (complete avoidance) through 0 (use in proportion to availability) to +1 (complete selection). It was computed for each raw material in the surface Quina scrapers against availability pooled across the gravel survey. Materials present among the artefacts but absent from the survey take</w:t>
+      </w:r>
+      <w:r>
+        <w:t xml:space="preserve"> </w:t>
+      </w:r>
+      <w:r>
+        <w:rPr>
+          <w:i/>
+          <w:iCs/>
+        </w:rPr>
+        <w:t xml:space="preserve">D</w:t>
+      </w:r>
+      <w:r>
+        <w:t xml:space="preserve"> </w:t>
+      </w:r>
+      <w:r>
+        <w:t xml:space="preserve">= +1 and are read as evidence of non-local procurement; materials present in the survey but absent from the artefacts take</w:t>
+      </w:r>
+      <w:r>
+        <w:t xml:space="preserve"> </w:t>
+      </w:r>
+      <w:r>
+        <w:rPr>
+          <w:i/>
+          <w:iCs/>
+        </w:rPr>
+        <w:t xml:space="preserve">D</w:t>
+      </w:r>
+      <w:r>
+        <w:t xml:space="preserve"> </w:t>
+      </w:r>
+      <w:r>
+        <w:t xml:space="preserve">= −1.</w:t>
       </w:r>
     </w:p>
     <w:bookmarkEnd w:id="14"/>
@@ -741,7 +860,56 @@
         <w:pStyle w:val="BodyText"/>
       </w:pPr>
       <w:r>
-        <w:t xml:space="preserve">To test the technological consistency between the surface Quina scrapers and the excavated material, the Quina scrapers from Longtan were used as the reference, and ordinary scrapers (or non-Quina scrapers) from the same site were included as a technological control group. Six of the recorded variables were selected for multivariate analysis as the most representative: thickness, proportion of the perimeter retouched, GIUR, number of total scars, number of retouch generations and edge angle. All were standardised to z-scores and differences between specimens computed as Euclidean distances. Differences between groups were tested by PERMANOVA, with the proportion of variance explained (R²) reported for each pairwise comparison. The ordinary scrapers serve to calibrate the scale on which those R² values are read: if the same set of variables separates Quina from ordinary scrapers with a high R² while the two Quina groups differ only at a low R², the latter is more likely to reflect a real technological similarity than a lack of statistical power. PERMANOVA compares the positions of group centroids in multivariate space. At the univariate level, mean GIUR, scar count and mean number of retouch generations were compared with Kruskal–Wallis rank sum tests followed by Dunn’s post hoc comparisons, and thickness, proportion of the perimeter retouched and edge angle with Welch’s ANOVA followed by Welch’s t post hoc comparisons; all post hoc comparisons were corrected using the Bonferroni method. Technological dispersion between groups was tested with PERMDISP. To compare the degree of variation within groups, the coefficients of variation (CV) of length, width, thickness, mass and edge angle were tested for equality across groups using the Krishnamoorthy–Lee modified signed likelihood ratio test (KL-MSLRT)</w:t>
+        <w:t xml:space="preserve">To test the technological consistency between the surface Quina scrapers and the excavated material, the Quina scrapers from Longtan were used as the reference, and ordinary scrapers (or non-Quina scrapers) from the same site were included as a technological control group. Six of the recorded variables were selected for multivariate analysis as the most representative: thickness, proportion of the perimeter retouched, GIUR, number of total scars, number of retouch generations and edge angle. All were standardised to z-scores and differences between specimens computed as Euclidean distances. Differences between groups were tested by PERMANOVA, with the proportion of variance explained (</w:t>
+      </w:r>
+      <w:r>
+        <w:rPr>
+          <w:i/>
+          <w:iCs/>
+        </w:rPr>
+        <w:t xml:space="preserve">R</w:t>
+      </w:r>
+      <w:r>
+        <w:t xml:space="preserve">²) reported for each pairwise comparison. The ordinary scrapers serve to calibrate the scale on which those</w:t>
+      </w:r>
+      <w:r>
+        <w:t xml:space="preserve"> </w:t>
+      </w:r>
+      <w:r>
+        <w:rPr>
+          <w:i/>
+          <w:iCs/>
+        </w:rPr>
+        <w:t xml:space="preserve">R</w:t>
+      </w:r>
+      <w:r>
+        <w:t xml:space="preserve">² values are read: if the same set of variables separates Quina from ordinary scrapers with a high</w:t>
+      </w:r>
+      <w:r>
+        <w:t xml:space="preserve"> </w:t>
+      </w:r>
+      <w:r>
+        <w:rPr>
+          <w:i/>
+          <w:iCs/>
+        </w:rPr>
+        <w:t xml:space="preserve">R</w:t>
+      </w:r>
+      <w:r>
+        <w:t xml:space="preserve">² while the two Quina groups differ only at a low</w:t>
+      </w:r>
+      <w:r>
+        <w:t xml:space="preserve"> </w:t>
+      </w:r>
+      <w:r>
+        <w:rPr>
+          <w:i/>
+          <w:iCs/>
+        </w:rPr>
+        <w:t xml:space="preserve">R</w:t>
+      </w:r>
+      <w:r>
+        <w:t xml:space="preserve">², the latter is more likely to reflect a real technological similarity than a lack of statistical power. PERMANOVA compares the positions of group centroids in multivariate space. At the univariate level, mean GIUR, scar count and mean number of retouch generations were compared with Kruskal–Wallis rank sum tests followed by Dunn’s post hoc comparisons, and thickness, proportion of the perimeter retouched and edge angle with Welch’s ANOVA followed by Welch’s t post hoc comparisons; all post hoc comparisons were corrected using the Bonferroni method. Technological dispersion between groups was tested with PERMDISP. To compare the degree of variation within groups, the coefficients of variation (CV) of length, width, thickness, mass and edge angle were tested for equality across groups using the Krishnamoorthy–Lee modified signed likelihood ratio test (KL-MSLRT)</w:t>
       </w:r>
       <w:r>
         <w:t xml:space="preserve"> </w:t>
@@ -758,7 +926,30 @@
         <w:pStyle w:val="BodyText"/>
       </w:pPr>
       <w:r>
-        <w:t xml:space="preserve">To test whether technological variation is systematically structured by the landscape, the analysis was repeated with the locality as the unit, each locality represented by the median value of its Quina scrapers on the same six variables. Four landscape variables were considered: basin (Huangping or Binchuan), the height of the locality above the present-day channel, distance from the locality to that channel, and assemblage size (number of specimens). Height above the channel was used in preference to a categorical terrace level, and in preference to absolute elevation: it is the continuous quantity of which terrace level is a discretisation, and because it is measured from the local channel rather than from sea level, the difference in base level between the two basins cancels out (Spearman ρ between height and basin = −0.03). Basin, the only categorical variable, was tested with PERMANOVA and PERMDISP; the three continuous variables with Spearman rank correlation, and with locality-level PERMANOVA on Euclidean distances, height and assemblage size additionally being examined in coarse bands as a check on robustness. Because the number of units at this level is small (n = 27), most of them yielding only one or two specimens, so that locality medians are not very stable, and because height above the channel is strongly right-skewed, the three hilltop localities lying far above the terrace sequence, these tests have limited statistical power; the results are therefore interpreted mainly from the size and direction of the effect sizes (R², ρ), with the significance tests treated as supporting evidence only.</w:t>
+        <w:t xml:space="preserve">To test whether technological variation is systematically structured by the landscape, the analysis was repeated with the locality as the unit, each locality represented by the median value of its Quina scrapers on the same six variables. Four landscape variables were considered: basin (Huangping or Binchuan), the height of the locality above the present-day channel, distance from the locality to that channel, and assemblage size (number of specimens). Height above the channel was used in preference to a categorical terrace level, and in preference to absolute elevation: it is the continuous quantity of which terrace level is a discretisation, and because it is measured from the local channel rather than from sea level, the difference in base level between the two basins cancels out (Spearman ρ between height and basin = −0.03). Basin, the only categorical variable, was tested with PERMANOVA and PERMDISP; the three continuous variables with Spearman rank correlation, and with locality-level PERMANOVA on Euclidean distances, height and assemblage size additionally being examined in coarse bands as a check on robustness. Because the number of units at this level is small (</w:t>
+      </w:r>
+      <w:r>
+        <w:rPr>
+          <w:i/>
+          <w:iCs/>
+        </w:rPr>
+        <w:t xml:space="preserve">n</w:t>
+      </w:r>
+      <w:r>
+        <w:t xml:space="preserve"> </w:t>
+      </w:r>
+      <w:r>
+        <w:t xml:space="preserve">= 27), most of them yielding only one or two specimens, so that locality medians are not very stable, and because height above the channel is strongly right-skewed, the three hilltop localities lying far above the terrace sequence, these tests have limited statistical power; the results are therefore interpreted mainly from the size and direction of the effect sizes (</w:t>
+      </w:r>
+      <w:r>
+        <w:rPr>
+          <w:i/>
+          <w:iCs/>
+        </w:rPr>
+        <w:t xml:space="preserve">R</w:t>
+      </w:r>
+      <w:r>
+        <w:t xml:space="preserve">², ρ), with the significance tests treated as supporting evidence only.</w:t>
       </w:r>
     </w:p>
     <w:p>
@@ -940,7 +1131,94 @@
         <w:pStyle w:val="FirstParagraph"/>
       </w:pPr>
       <w:r>
-        <w:t xml:space="preserve">Quina localities in both basins lie along the valley systems, on river terraces, and at consistently short distances from the channels. In the Huangping Basin they are concentrated on the second and third terraces; in the Binchuan Basin they extend across the second to fourth terraces (T2–T4), with a small number (n = 3) occurring higher, on hilltops. Because the artefacts are made overwhelmingly on river cobbles, the straight-line distance from a locality to the nearest channel serves as a proxy for ease of access to lithic raw material. Across the three valleys, the Sangyuan, Liandong and Caifeng, these distances are short and similarly distributed, with a median of 596 m. Neither comparison detected a difference between spatial units, whether at the scale of the basin (U = 33, p = 0.262) or of the valley (H = 4.17, df = 2, p = 0.124). Access to river gravels therefore appears to have been broadly comparable across the study area, so that differences in the raw materials actually used at these localities are unlikely to be explained by differential proximity to a source.</w:t>
+        <w:t xml:space="preserve">Quina localities in both basins lie along the valley systems, on river terraces, and at consistently short distances from the channels. In the Huangping Basin they are concentrated on the second and third terraces; in the Binchuan Basin they extend across the second to fourth terraces (T2–T4), with a small number (</w:t>
+      </w:r>
+      <w:r>
+        <w:rPr>
+          <w:i/>
+          <w:iCs/>
+        </w:rPr>
+        <w:t xml:space="preserve">n</w:t>
+      </w:r>
+      <w:r>
+        <w:t xml:space="preserve"> </w:t>
+      </w:r>
+      <w:r>
+        <w:t xml:space="preserve">= 3) occurring higher, on hilltops. Because the artefacts are made overwhelmingly on river cobbles, the straight-line distance from a locality to the nearest channel serves as a proxy for ease of access to lithic raw material. Across the three valleys, the Sangyuan, Liandong and Caifeng, these distances are short and similarly distributed, with a median of 596 m. Neither comparison detected a difference between spatial units, whether at the scale of the basin (</w:t>
+      </w:r>
+      <w:r>
+        <w:rPr>
+          <w:i/>
+          <w:iCs/>
+        </w:rPr>
+        <w:t xml:space="preserve">U</w:t>
+      </w:r>
+      <w:r>
+        <w:t xml:space="preserve"> </w:t>
+      </w:r>
+      <w:r>
+        <w:t xml:space="preserve">= 33,</w:t>
+      </w:r>
+      <w:r>
+        <w:t xml:space="preserve"> </w:t>
+      </w:r>
+      <w:r>
+        <w:rPr>
+          <w:i/>
+          <w:iCs/>
+        </w:rPr>
+        <w:t xml:space="preserve">p</w:t>
+      </w:r>
+      <w:r>
+        <w:t xml:space="preserve"> </w:t>
+      </w:r>
+      <w:r>
+        <w:t xml:space="preserve">= 0.262) or of the valley (</w:t>
+      </w:r>
+      <w:r>
+        <w:rPr>
+          <w:i/>
+          <w:iCs/>
+        </w:rPr>
+        <w:t xml:space="preserve">H</w:t>
+      </w:r>
+      <w:r>
+        <w:t xml:space="preserve"> </w:t>
+      </w:r>
+      <w:r>
+        <w:t xml:space="preserve">= 4.17,</w:t>
+      </w:r>
+      <w:r>
+        <w:t xml:space="preserve"> </w:t>
+      </w:r>
+      <w:r>
+        <w:rPr>
+          <w:i/>
+          <w:iCs/>
+        </w:rPr>
+        <w:t xml:space="preserve">df</w:t>
+      </w:r>
+      <w:r>
+        <w:t xml:space="preserve"> </w:t>
+      </w:r>
+      <w:r>
+        <w:t xml:space="preserve">= 2,</w:t>
+      </w:r>
+      <w:r>
+        <w:t xml:space="preserve"> </w:t>
+      </w:r>
+      <w:r>
+        <w:rPr>
+          <w:i/>
+          <w:iCs/>
+        </w:rPr>
+        <w:t xml:space="preserve">p</w:t>
+      </w:r>
+      <w:r>
+        <w:t xml:space="preserve"> </w:t>
+      </w:r>
+      <w:r>
+        <w:t xml:space="preserve">= 0.124). Access to river gravels therefore appears to have been broadly comparable across the study area, so that differences in the raw materials actually used at these localities are unlikely to be explained by differential proximity to a source.</w:t>
       </w:r>
     </w:p>
     <w:p>
@@ -948,7 +1226,85 @@
         <w:pStyle w:val="BodyText"/>
       </w:pPr>
       <w:r>
-        <w:t xml:space="preserve">Raw material use does not follow raw material abundance. On the gravel bars, sandstone is the most abundant lithology (69.7% of 469 cobbles), with trachyte second (27.5%); among the artefacts, trachyte accounts for 95.8%. The bars are not uniform in composition, however: raw material composition differs significantly between sampling points (R² = 0.108, pseudo-F = 14.02, p &lt; 0.001), and stratified analysis attributes this variation to differences between valleys (R² = 0.106, pseudo-F = 27.53, p &lt; 0.001) rather than within them. Sandstone-dominated and trachyte-richer bars are therefore distributed unevenly across the study area, in a pattern that follows the contrast in bedrock described in Section 2 ([[Fig. X]]). If knappers had simply worked whatever lay most abundantly at hand, the raw material composition of the artefacts should vary from valley to valley in the same way.</w:t>
+        <w:t xml:space="preserve">Raw material use does not follow raw material abundance. On the gravel bars, sandstone is the most abundant lithology (69.7% of 469 cobbles), with trachyte second (27.5%); among the artefacts, trachyte accounts for 95.8%. The bars are not uniform in composition, however: raw material composition differs significantly between sampling points (</w:t>
+      </w:r>
+      <w:r>
+        <w:rPr>
+          <w:i/>
+          <w:iCs/>
+        </w:rPr>
+        <w:t xml:space="preserve">R</w:t>
+      </w:r>
+      <w:r>
+        <w:t xml:space="preserve">² = 0.108, pseudo-</w:t>
+      </w:r>
+      <w:r>
+        <w:rPr>
+          <w:i/>
+          <w:iCs/>
+        </w:rPr>
+        <w:t xml:space="preserve">F</w:t>
+      </w:r>
+      <w:r>
+        <w:t xml:space="preserve"> </w:t>
+      </w:r>
+      <w:r>
+        <w:t xml:space="preserve">= 14.02,</w:t>
+      </w:r>
+      <w:r>
+        <w:t xml:space="preserve"> </w:t>
+      </w:r>
+      <w:r>
+        <w:rPr>
+          <w:i/>
+          <w:iCs/>
+        </w:rPr>
+        <w:t xml:space="preserve">p</w:t>
+      </w:r>
+      <w:r>
+        <w:t xml:space="preserve"> </w:t>
+      </w:r>
+      <w:r>
+        <w:t xml:space="preserve">&lt; 0.001), and stratified analysis attributes this variation to differences between valleys (</w:t>
+      </w:r>
+      <w:r>
+        <w:rPr>
+          <w:i/>
+          <w:iCs/>
+        </w:rPr>
+        <w:t xml:space="preserve">R</w:t>
+      </w:r>
+      <w:r>
+        <w:t xml:space="preserve">² = 0.106, pseudo-</w:t>
+      </w:r>
+      <w:r>
+        <w:rPr>
+          <w:i/>
+          <w:iCs/>
+        </w:rPr>
+        <w:t xml:space="preserve">F</w:t>
+      </w:r>
+      <w:r>
+        <w:t xml:space="preserve"> </w:t>
+      </w:r>
+      <w:r>
+        <w:t xml:space="preserve">= 27.53,</w:t>
+      </w:r>
+      <w:r>
+        <w:t xml:space="preserve"> </w:t>
+      </w:r>
+      <w:r>
+        <w:rPr>
+          <w:i/>
+          <w:iCs/>
+        </w:rPr>
+        <w:t xml:space="preserve">p</w:t>
+      </w:r>
+      <w:r>
+        <w:t xml:space="preserve"> </w:t>
+      </w:r>
+      <w:r>
+        <w:t xml:space="preserve">&lt; 0.001) rather than within them. Sandstone-dominated and trachyte-richer bars are therefore distributed unevenly across the study area, in a pattern that follows the contrast in bedrock described in Section 2 ([[Fig. X]]). If knappers had simply worked whatever lay most abundantly at hand, the raw material composition of the artefacts should vary from valley to valley in the same way.</w:t>
       </w:r>
     </w:p>
     <w:p>
@@ -956,7 +1312,85 @@
         <w:pStyle w:val="BodyText"/>
       </w:pPr>
       <w:r>
-        <w:t xml:space="preserve">That expectation is not met. The raw material composition of the Quina scrapers is uniform across the study area, differing neither between basins (R² = 0.004, pseudo-F = 0.71, p = 0.549) nor between valleys (R² = 0.005, pseudo-F = 0.40, p = 0.714) (</w:t>
+        <w:t xml:space="preserve">That expectation is not met. The raw material composition of the Quina scrapers is uniform across the study area, differing neither between basins (</w:t>
+      </w:r>
+      <w:r>
+        <w:rPr>
+          <w:i/>
+          <w:iCs/>
+        </w:rPr>
+        <w:t xml:space="preserve">R</w:t>
+      </w:r>
+      <w:r>
+        <w:t xml:space="preserve">² = 0.004, pseudo-</w:t>
+      </w:r>
+      <w:r>
+        <w:rPr>
+          <w:i/>
+          <w:iCs/>
+        </w:rPr>
+        <w:t xml:space="preserve">F</w:t>
+      </w:r>
+      <w:r>
+        <w:t xml:space="preserve"> </w:t>
+      </w:r>
+      <w:r>
+        <w:t xml:space="preserve">= 0.71,</w:t>
+      </w:r>
+      <w:r>
+        <w:t xml:space="preserve"> </w:t>
+      </w:r>
+      <w:r>
+        <w:rPr>
+          <w:i/>
+          <w:iCs/>
+        </w:rPr>
+        <w:t xml:space="preserve">p</w:t>
+      </w:r>
+      <w:r>
+        <w:t xml:space="preserve"> </w:t>
+      </w:r>
+      <w:r>
+        <w:t xml:space="preserve">= 0.549) nor between valleys (</w:t>
+      </w:r>
+      <w:r>
+        <w:rPr>
+          <w:i/>
+          <w:iCs/>
+        </w:rPr>
+        <w:t xml:space="preserve">R</w:t>
+      </w:r>
+      <w:r>
+        <w:t xml:space="preserve">² = 0.005, pseudo-</w:t>
+      </w:r>
+      <w:r>
+        <w:rPr>
+          <w:i/>
+          <w:iCs/>
+        </w:rPr>
+        <w:t xml:space="preserve">F</w:t>
+      </w:r>
+      <w:r>
+        <w:t xml:space="preserve"> </w:t>
+      </w:r>
+      <w:r>
+        <w:t xml:space="preserve">= 0.40,</w:t>
+      </w:r>
+      <w:r>
+        <w:t xml:space="preserve"> </w:t>
+      </w:r>
+      <w:r>
+        <w:rPr>
+          <w:i/>
+          <w:iCs/>
+        </w:rPr>
+        <w:t xml:space="preserve">p</w:t>
+      </w:r>
+      <w:r>
+        <w:t xml:space="preserve"> </w:t>
+      </w:r>
+      <w:r>
+        <w:t xml:space="preserve">= 0.714) (</w:t>
       </w:r>
       <w:hyperlink w:anchor="fig-raw-material-composition">
         <w:r>
@@ -967,7 +1401,62 @@
         </w:r>
       </w:hyperlink>
       <w:r>
-        <w:t xml:space="preserve">). The same material was selected wherever knappers used, although sandstone is more abundant on the bars and although the composition of those bars varies from valley to valley. Jacobs’ electivity index puts the strength of that preference on a common scale: trachyte is strongly selected (D = 0.97) and sandstone strongly avoided (D = -0.98), with quartz and mudstone likewise avoided (D = -1.00 in each case, neither being used at all); andesite returns D = 1.00, but only because the 4 andesite artefacts have no counterpart among the recorded cobbles, so that its index is undefined in practice rather than informative ([[Table X]]). Because D returns to zero only when a raw material is used in proportion to its availability, trachyte would have to make up some 96% of the gravel before its use could be read as neutral; no redistribution of availability among the valleys approaches that figure, so neither the direction nor the magnitude of the selection depends on how availability is pooled. The selection of trachyte, in other words, was made against local abundance rather than in step with it.</w:t>
+        <w:t xml:space="preserve">). The same material was selected wherever knappers used, although sandstone is more abundant on the bars and although the composition of those bars varies from valley to valley. Jacobs’ electivity index puts the strength of that preference on a common scale: trachyte is strongly selected (</w:t>
+      </w:r>
+      <w:r>
+        <w:rPr>
+          <w:i/>
+          <w:iCs/>
+        </w:rPr>
+        <w:t xml:space="preserve">D</w:t>
+      </w:r>
+      <w:r>
+        <w:t xml:space="preserve"> </w:t>
+      </w:r>
+      <w:r>
+        <w:t xml:space="preserve">= 0.97) and sandstone strongly avoided (</w:t>
+      </w:r>
+      <w:r>
+        <w:rPr>
+          <w:i/>
+          <w:iCs/>
+        </w:rPr>
+        <w:t xml:space="preserve">D</w:t>
+      </w:r>
+      <w:r>
+        <w:t xml:space="preserve"> </w:t>
+      </w:r>
+      <w:r>
+        <w:t xml:space="preserve">= -0.98), with quartz and mudstone likewise avoided (</w:t>
+      </w:r>
+      <w:r>
+        <w:rPr>
+          <w:i/>
+          <w:iCs/>
+        </w:rPr>
+        <w:t xml:space="preserve">D</w:t>
+      </w:r>
+      <w:r>
+        <w:t xml:space="preserve"> </w:t>
+      </w:r>
+      <w:r>
+        <w:t xml:space="preserve">= -1.00 in each case, neither being used at all); andesite returns</w:t>
+      </w:r>
+      <w:r>
+        <w:t xml:space="preserve"> </w:t>
+      </w:r>
+      <w:r>
+        <w:rPr>
+          <w:i/>
+          <w:iCs/>
+        </w:rPr>
+        <w:t xml:space="preserve">D</w:t>
+      </w:r>
+      <w:r>
+        <w:t xml:space="preserve"> </w:t>
+      </w:r>
+      <w:r>
+        <w:t xml:space="preserve">= 1.00, but only because the 4 andesite artefacts have no counterpart among the recorded cobbles, so that its index is undefined in practice rather than informative ([[Table X]]). Because D returns to zero only when a raw material is used in proportion to its availability, trachyte would have to make up some 96% of the gravel before its use could be read as neutral; no redistribution of availability among the valleys approaches that figure, so neither the direction nor the magnitude of the selection depends on how availability is pooled. The selection of trachyte, in other words, was made against local abundance rather than in step with it.</w:t>
       </w:r>
     </w:p>
     <w:tbl>
@@ -1042,7 +1531,7 @@
               <w:pStyle w:val="ImageCaption"/>
             </w:pPr>
             <w:r>
-              <w:t xml:space="preserve">Fig. 1: Raw-material composition, available versus used, across the three valleys. Each row of stacked bars is one 100% composition: top, the lithology of the river-gravel clasts (available); bottom, the lithology of the surface Quina scrapers (used); with per-cell sample sizes at right. Available composition swings from valley to valley while used composition stays close to 100% trachyte throughout — selection against local abundance.</w:t>
+              <w:t xml:space="preserve">Fig. 1: Raw-material composition, available versus used, across the three valleys. Each row of stacked bars is one 100% composition: top, the lithology of the river-gravel cobbles (available); bottom, the lithology of the surface Quina scrapers (used); with per-cell sample sizes at right. Available composition swings from valley to valley while used composition stays close to 100% trachyte throughout — selection against local abundance.</w:t>
             </w:r>
           </w:p>
           <w:bookmarkEnd w:id="21"/>
@@ -1054,7 +1543,36 @@
         <w:pStyle w:val="BodyText"/>
       </w:pPr>
       <w:r>
-        <w:t xml:space="preserve">Three properties of trachyte account for this preference. First, size: trachyte cobbles (GM = 62.0 mm) are significantly larger than sandstone (GM = 52.2 mm) (U = 16864, p &lt; 0.001), giving a larger initial volume from which to sustain prolonged reduction. Second, shape: 26.4% of trachyte cobbles are tabular and 30.2% irregular, these angular forms offer the acute natural edges and flat surfaces from which removals can be struck. Third, fracture properties: in thin section the trachyte has a porphyritic texture, with euhedral tabular to prismatic K-feldspar phenocrysts (c. 0.3–5.0 mm, c. 1–10% of the rock) set in a groundmass of K-feldspar microlites, chlorite or altered mafic minerals and magnetite, together with about 50% devitrified glass, forming a intersertal texture ([[Fig. X]]). A groundmass of this kind is likely to promote regular conchoidal fracture and hence sharp, continuous edges, while the crystalline fraction may give the material greater mechanical strength, and so greater durability in use, than a wholly glassy rock.</w:t>
+        <w:t xml:space="preserve">Three properties of trachyte account for this preference. First, size: trachyte cobbles (GM = 62.0 mm) are significantly larger than sandstone (GM = 52.2 mm) (</w:t>
+      </w:r>
+      <w:r>
+        <w:rPr>
+          <w:i/>
+          <w:iCs/>
+        </w:rPr>
+        <w:t xml:space="preserve">U</w:t>
+      </w:r>
+      <w:r>
+        <w:t xml:space="preserve"> </w:t>
+      </w:r>
+      <w:r>
+        <w:t xml:space="preserve">= 16864,</w:t>
+      </w:r>
+      <w:r>
+        <w:t xml:space="preserve"> </w:t>
+      </w:r>
+      <w:r>
+        <w:rPr>
+          <w:i/>
+          <w:iCs/>
+        </w:rPr>
+        <w:t xml:space="preserve">p</w:t>
+      </w:r>
+      <w:r>
+        <w:t xml:space="preserve"> </w:t>
+      </w:r>
+      <w:r>
+        <w:t xml:space="preserve">&lt; 0.001), giving a larger initial volume from which to sustain prolonged reduction. Second, shape: 26.4% of trachyte cobbles are tabular and 30.2% irregular, these angular forms offer the acute natural edges and flat surfaces from which removals can be struck. Third, fracture properties: in thin section the trachyte has a porphyritic texture, with euhedral tabular to prismatic K-feldspar phenocrysts (c. 0.3–5.0 mm, c. 1–10% of the rock) set in a groundmass of K-feldspar microlites, chlorite or altered mafic minerals and magnetite, together with about 50% devitrified glass, forming a intersertal texture ([[Fig. X]]). A groundmass of this kind is likely to promote regular conchoidal fracture and hence sharp, continuous edges, while the crystalline fraction may give the material greater mechanical strength, and so greater durability in use, than a wholly glassy rock.</w:t>
       </w:r>
     </w:p>
     <w:p>
@@ -1106,7 +1624,59 @@
         <w:t xml:space="preserve"> </w:t>
       </w:r>
       <w:r>
-        <w:t xml:space="preserve">Quina flaking yields thick flakes with markedly asymmetric cross-sections, detached by invasive percussion from cores worked on alternating plan-secant surfaces, and it is the volume held in such a blank that permits the successive stages of edge maintenance that follow [Bourguignon 1997; Turq 1992]. The blanks used here carry the attributes that this strategy produces. Most scrapers retain cortex to some degree (n = 99, 59.6%), and where cortex survives it lies most often on a lateral margin (n = 57 of 99, 57.6%), opposite the retouched edge, forming a thick back. Some were made directly on cortical flakes, with cortex covering most of the dorsal face (n = 20, 12.0%); among specimens without cortex, a latral thick back usually formed by previous removals (n = 67, 40.4%). The asymmetric distribution of volume is therefore present whether or not the original surface of the cobble survives. These are not ordinary flakes that happened to be retouched, but blanks carrying a reserve of volume that were selected by knappers.</w:t>
+        <w:t xml:space="preserve">Quina flaking yields thick flakes with markedly asymmetric cross-sections, detached by invasive percussion from cores worked on alternating plan-secant surfaces, and it is the volume held in such a blank that permits the successive stages of edge maintenance that follow [Bourguignon 1997; Turq 1992]. The blanks used here carry the attributes that this strategy produces. Most scrapers retain cortex to some degree (</w:t>
+      </w:r>
+      <w:r>
+        <w:rPr>
+          <w:i/>
+          <w:iCs/>
+        </w:rPr>
+        <w:t xml:space="preserve">n</w:t>
+      </w:r>
+      <w:r>
+        <w:t xml:space="preserve"> </w:t>
+      </w:r>
+      <w:r>
+        <w:t xml:space="preserve">= 99, 59.6%), and where cortex survives it lies most often on a lateral margin (</w:t>
+      </w:r>
+      <w:r>
+        <w:rPr>
+          <w:i/>
+          <w:iCs/>
+        </w:rPr>
+        <w:t xml:space="preserve">n</w:t>
+      </w:r>
+      <w:r>
+        <w:t xml:space="preserve"> </w:t>
+      </w:r>
+      <w:r>
+        <w:t xml:space="preserve">= 57 of 99, 57.6%), opposite the retouched edge, forming a thick back. Some were made directly on cortical flakes, with cortex covering most of the dorsal face (</w:t>
+      </w:r>
+      <w:r>
+        <w:rPr>
+          <w:i/>
+          <w:iCs/>
+        </w:rPr>
+        <w:t xml:space="preserve">n</w:t>
+      </w:r>
+      <w:r>
+        <w:t xml:space="preserve"> </w:t>
+      </w:r>
+      <w:r>
+        <w:t xml:space="preserve">= 20, 12.0%); among specimens without cortex, a latral thick back usually formed by previous removals (</w:t>
+      </w:r>
+      <w:r>
+        <w:rPr>
+          <w:i/>
+          <w:iCs/>
+        </w:rPr>
+        <w:t xml:space="preserve">n</w:t>
+      </w:r>
+      <w:r>
+        <w:t xml:space="preserve"> </w:t>
+      </w:r>
+      <w:r>
+        <w:t xml:space="preserve">= 67, 40.4%). The asymmetric distribution of volume is therefore present whether or not the original surface of the cobble survives. These are not ordinary flakes that happened to be retouched, but blanks carrying a reserve of volume that were selected by knappers.</w:t>
       </w:r>
     </w:p>
     <w:p>
@@ -1114,7 +1684,59 @@
         <w:pStyle w:val="BodyText"/>
       </w:pPr>
       <w:r>
-        <w:t xml:space="preserve">Platform observations point the same way. In all, 52 Quina scrapers (31.3%) retain the platform of the original blank, and these are characteristically wide and oblique, with a median platform depth of 13.9 mm (Q1–Q3 = 11.3–18.1 mm) and a mean IPA of 122° (SD = 14.1°); both follow from the invasive percussion by which thick blanks are removed by plan-secant flaking. Plain platforms predominate (n = 39, 75.0%), with cortical (n = 7, 13.5%) and dihedral platforms (n = 6, 11.5%) less common. Four of the dihedral specimens are</w:t>
+        <w:t xml:space="preserve">Platform observations point the same way. In all, 52 Quina scrapers (31.3%) retain the platform of the original blank, and these are characteristically wide and oblique, with a median platform depth of 13.9 mm (Q1–Q3 = 11.3–18.1 mm) and a mean IPA of 122° (</w:t>
+      </w:r>
+      <w:r>
+        <w:rPr>
+          <w:i/>
+          <w:iCs/>
+        </w:rPr>
+        <w:t xml:space="preserve">SD</w:t>
+      </w:r>
+      <w:r>
+        <w:t xml:space="preserve"> </w:t>
+      </w:r>
+      <w:r>
+        <w:t xml:space="preserve">= 14.1°); both follow from the invasive percussion by which thick blanks are removed by plan-secant flaking. Plain platforms predominate (</w:t>
+      </w:r>
+      <w:r>
+        <w:rPr>
+          <w:i/>
+          <w:iCs/>
+        </w:rPr>
+        <w:t xml:space="preserve">n</w:t>
+      </w:r>
+      <w:r>
+        <w:t xml:space="preserve"> </w:t>
+      </w:r>
+      <w:r>
+        <w:t xml:space="preserve">= 39, 75.0%), with cortical (</w:t>
+      </w:r>
+      <w:r>
+        <w:rPr>
+          <w:i/>
+          <w:iCs/>
+        </w:rPr>
+        <w:t xml:space="preserve">n</w:t>
+      </w:r>
+      <w:r>
+        <w:t xml:space="preserve"> </w:t>
+      </w:r>
+      <w:r>
+        <w:t xml:space="preserve">= 7, 13.5%) and dihedral platforms (</w:t>
+      </w:r>
+      <w:r>
+        <w:rPr>
+          <w:i/>
+          <w:iCs/>
+        </w:rPr>
+        <w:t xml:space="preserve">n</w:t>
+      </w:r>
+      <w:r>
+        <w:t xml:space="preserve"> </w:t>
+      </w:r>
+      <w:r>
+        <w:t xml:space="preserve">= 6, 11.5%) less common. Four of the dihedral specimens are</w:t>
       </w:r>
       <w:r>
         <w:t xml:space="preserve"> </w:t>
@@ -1144,7 +1766,46 @@
         <w:t xml:space="preserve"> </w:t>
       </w:r>
       <w:r>
-        <w:t xml:space="preserve">The most distinctive feature of a Quina scraper is that the edge was sustained through successive episodes that follow a regular rythum. Retouch usually begins with convex removals and shifts as reduction proceeds towards concave removals, the two alternating across the life of the Quina scraper [Bourguignon 1997; Peresani et al. 2024]. That sequence is clearly expressed in this assemblage. Quina scrapers carry a mean of 2.76 retouch generations (SD = 0.66), with a mean of 4.4 convex scars (SD = 2.5) and 18.7 concave scars (SD = 13.3) per specimen. Convex scars are concentrated in the first generation, concave scars in the second and third. The imbalance between the two, better than four concave removals for every convex one, is the quantitative signature of an edge maintained far beyond its initial production.</w:t>
+        <w:t xml:space="preserve">The most distinctive feature of a Quina scraper is that the edge was sustained through successive episodes that follow a regular rythum. Retouch usually begins with convex removals and shifts as reduction proceeds towards concave removals, the two alternating across the life of the Quina scraper [Bourguignon 1997; Peresani et al. 2024]. That sequence is clearly expressed in this assemblage. Quina scrapers carry a mean of 2.76 retouch generations (</w:t>
+      </w:r>
+      <w:r>
+        <w:rPr>
+          <w:i/>
+          <w:iCs/>
+        </w:rPr>
+        <w:t xml:space="preserve">SD</w:t>
+      </w:r>
+      <w:r>
+        <w:t xml:space="preserve"> </w:t>
+      </w:r>
+      <w:r>
+        <w:t xml:space="preserve">= 0.66), with a mean of 4.4 convex scars (</w:t>
+      </w:r>
+      <w:r>
+        <w:rPr>
+          <w:i/>
+          <w:iCs/>
+        </w:rPr>
+        <w:t xml:space="preserve">SD</w:t>
+      </w:r>
+      <w:r>
+        <w:t xml:space="preserve"> </w:t>
+      </w:r>
+      <w:r>
+        <w:t xml:space="preserve">= 2.5) and 18.7 concave scars (</w:t>
+      </w:r>
+      <w:r>
+        <w:rPr>
+          <w:i/>
+          <w:iCs/>
+        </w:rPr>
+        <w:t xml:space="preserve">SD</w:t>
+      </w:r>
+      <w:r>
+        <w:t xml:space="preserve"> </w:t>
+      </w:r>
+      <w:r>
+        <w:t xml:space="preserve">= 13.3) per specimen. Convex scars are concentrated in the first generation, concave scars in the second and third. The imbalance between the two, better than four concave removals for every convex one, is the quantitative signature of an edge maintained far beyond its initial production.</w:t>
       </w:r>
     </w:p>
     <w:p>
@@ -1165,7 +1826,68 @@
         <w:t xml:space="preserve">limaces</w:t>
       </w:r>
       <w:r>
-        <w:t xml:space="preserve">. Mean edge angle is 70.0° (SD = 8.1°). Because the angle produced by the final generation alone cannot be isolated, what we measured is the angle of the edge as a whole, and this is better read as an index of cumulative reduction than as a direct measure of function; edge angle shows significant positive correlation with GIUR (ρ = 0.27, p &lt; 0.001), with the proportion of the perimeter retouched (ρ = 0.19, p = 0.017) and with the number of retouch generations (ρ = 0.43, p &lt; 0.001) (</w:t>
+        <w:t xml:space="preserve">. Mean edge angle is 70.0° (</w:t>
+      </w:r>
+      <w:r>
+        <w:rPr>
+          <w:i/>
+          <w:iCs/>
+        </w:rPr>
+        <w:t xml:space="preserve">SD</w:t>
+      </w:r>
+      <w:r>
+        <w:t xml:space="preserve"> </w:t>
+      </w:r>
+      <w:r>
+        <w:t xml:space="preserve">= 8.1°). Because the angle produced by the final generation alone cannot be isolated, what we measured is the angle of the edge as a whole, and this is better read as an index of cumulative reduction than as a direct measure of function; edge angle shows significant positive correlation with GIUR (ρ = 0.27,</w:t>
+      </w:r>
+      <w:r>
+        <w:t xml:space="preserve"> </w:t>
+      </w:r>
+      <w:r>
+        <w:rPr>
+          <w:i/>
+          <w:iCs/>
+        </w:rPr>
+        <w:t xml:space="preserve">p</w:t>
+      </w:r>
+      <w:r>
+        <w:t xml:space="preserve"> </w:t>
+      </w:r>
+      <w:r>
+        <w:t xml:space="preserve">&lt; 0.001), with the proportion of the perimeter retouched (ρ = 0.19,</w:t>
+      </w:r>
+      <w:r>
+        <w:t xml:space="preserve"> </w:t>
+      </w:r>
+      <w:r>
+        <w:rPr>
+          <w:i/>
+          <w:iCs/>
+        </w:rPr>
+        <w:t xml:space="preserve">p</w:t>
+      </w:r>
+      <w:r>
+        <w:t xml:space="preserve"> </w:t>
+      </w:r>
+      <w:r>
+        <w:t xml:space="preserve">= 0.017) and with the number of retouch generations (ρ = 0.43,</w:t>
+      </w:r>
+      <w:r>
+        <w:t xml:space="preserve"> </w:t>
+      </w:r>
+      <w:r>
+        <w:rPr>
+          <w:i/>
+          <w:iCs/>
+        </w:rPr>
+        <w:t xml:space="preserve">p</w:t>
+      </w:r>
+      <w:r>
+        <w:t xml:space="preserve"> </w:t>
+      </w:r>
+      <w:r>
+        <w:t xml:space="preserve">&lt; 0.001) (</w:t>
       </w:r>
       <w:hyperlink w:anchor="fig-edge-angle-reduction">
         <w:r>
@@ -1289,7 +2011,113 @@
         <w:t xml:space="preserve"> </w:t>
       </w:r>
       <w:r>
-        <w:t xml:space="preserve">The resharpening flakes (n = 56) support the reading of the retouch just described and, at the same time, document the third dimension of the Quina system. They are characteristically flat and oval in plan with an arched profile, and the proximal part of their dorsal face preserves scars of previous Quina retouch; their platforms are shallow (mean PD = 5.3 mm, SD = 3.6 mm), as marginal percussion produces. Their EPAs average 72.8° (SD = 9.5°), compared with a mean edge angle of 70.0° on the Quina scrapers. Although this difference approached significance (Welch’s t = -1.99, df = 84.0, p = 0.050), its magnitude was small, with a Cohen’s d of -0.32 (95% CI: -0.65 to -0.002), indicating only a limited separation between Quina scrapers’ edge angle and resharpening flakes’ EPAs. Since the EPA of a resharpening flake records the angle of the edge from which it was struck, the near identity of the two distributions is what would be expected if these flakes had been detached from Quina scrapers of the kind recovered alongside them; the small residual offset falls within the range that uneven sampling across surface localities would produce, and need not indicate a systematic difference in the angle at which edges were reworked.</w:t>
+        <w:t xml:space="preserve">The resharpening flakes (</w:t>
+      </w:r>
+      <w:r>
+        <w:rPr>
+          <w:i/>
+          <w:iCs/>
+        </w:rPr>
+        <w:t xml:space="preserve">n</w:t>
+      </w:r>
+      <w:r>
+        <w:t xml:space="preserve"> </w:t>
+      </w:r>
+      <w:r>
+        <w:t xml:space="preserve">= 56) support the reading of the retouch just described and, at the same time, document the third dimension of the Quina system. They are characteristically flat and oval in plan with an arched profile, and the proximal part of their dorsal face preserves scars of previous Quina retouch; their platforms are shallow (mean PD = 5.3 mm,</w:t>
+      </w:r>
+      <w:r>
+        <w:t xml:space="preserve"> </w:t>
+      </w:r>
+      <w:r>
+        <w:rPr>
+          <w:i/>
+          <w:iCs/>
+        </w:rPr>
+        <w:t xml:space="preserve">SD</w:t>
+      </w:r>
+      <w:r>
+        <w:t xml:space="preserve"> </w:t>
+      </w:r>
+      <w:r>
+        <w:t xml:space="preserve">= 3.6 mm), as marginal percussion produces. Their EPAs average 72.8° (</w:t>
+      </w:r>
+      <w:r>
+        <w:rPr>
+          <w:i/>
+          <w:iCs/>
+        </w:rPr>
+        <w:t xml:space="preserve">SD</w:t>
+      </w:r>
+      <w:r>
+        <w:t xml:space="preserve"> </w:t>
+      </w:r>
+      <w:r>
+        <w:t xml:space="preserve">= 9.5°), compared with a mean edge angle of 70.0° on the Quina scrapers. Although this difference approached significance (Welch’s</w:t>
+      </w:r>
+      <w:r>
+        <w:t xml:space="preserve"> </w:t>
+      </w:r>
+      <w:r>
+        <w:rPr>
+          <w:i/>
+          <w:iCs/>
+        </w:rPr>
+        <w:t xml:space="preserve">t</w:t>
+      </w:r>
+      <w:r>
+        <w:t xml:space="preserve"> </w:t>
+      </w:r>
+      <w:r>
+        <w:t xml:space="preserve">= -1.99,</w:t>
+      </w:r>
+      <w:r>
+        <w:t xml:space="preserve"> </w:t>
+      </w:r>
+      <w:r>
+        <w:rPr>
+          <w:i/>
+          <w:iCs/>
+        </w:rPr>
+        <w:t xml:space="preserve">df</w:t>
+      </w:r>
+      <w:r>
+        <w:t xml:space="preserve"> </w:t>
+      </w:r>
+      <w:r>
+        <w:t xml:space="preserve">= 84.0,</w:t>
+      </w:r>
+      <w:r>
+        <w:t xml:space="preserve"> </w:t>
+      </w:r>
+      <w:r>
+        <w:rPr>
+          <w:i/>
+          <w:iCs/>
+        </w:rPr>
+        <w:t xml:space="preserve">p</w:t>
+      </w:r>
+      <w:r>
+        <w:t xml:space="preserve"> </w:t>
+      </w:r>
+      <w:r>
+        <w:t xml:space="preserve">= 0.050), its magnitude was small, with a Cohen’s</w:t>
+      </w:r>
+      <w:r>
+        <w:t xml:space="preserve"> </w:t>
+      </w:r>
+      <w:r>
+        <w:rPr>
+          <w:i/>
+          <w:iCs/>
+        </w:rPr>
+        <w:t xml:space="preserve">d</w:t>
+      </w:r>
+      <w:r>
+        <w:t xml:space="preserve"> </w:t>
+      </w:r>
+      <w:r>
+        <w:t xml:space="preserve">of -0.32 (95% CI: -0.65 to -0.002), indicating only a limited separation between Quina scrapers’ edge angle and resharpening flakes’ EPAs. Since the EPA of a resharpening flake records the angle of the edge from which it was struck, the near identity of the two distributions is what would be expected if these flakes had been detached from Quina scrapers of the kind recovered alongside them; the small residual offset falls within the range that uneven sampling across surface localities would produce, and need not indicate a systematic difference in the angle at which edges were reworked.</w:t>
       </w:r>
     </w:p>
     <w:p>
@@ -1345,7 +2173,98 @@
         <w:pStyle w:val="FirstParagraph"/>
       </w:pPr>
       <w:r>
-        <w:t xml:space="preserve">The surface Quina scrapers cannot be distinguished from the excavated Quina scrapers at Longtan (n = 53), while both are clearly separated from the non-Quina scrapers (n = 79) that serve as a control. In the technological space, PERMANOVA finds no difference between the two Quina groups (R² = 0.004, pseudo-F = 0.81, p = 0.493), whereas each differs from the non-Quina scrapers with an order of magnitude more explained variance (R² = 0.29–0.36, p &lt; 0.001 in both cases) (</w:t>
+        <w:t xml:space="preserve">The surface Quina scrapers cannot be distinguished from the excavated Quina scrapers at Longtan (</w:t>
+      </w:r>
+      <w:r>
+        <w:rPr>
+          <w:i/>
+          <w:iCs/>
+        </w:rPr>
+        <w:t xml:space="preserve">n</w:t>
+      </w:r>
+      <w:r>
+        <w:t xml:space="preserve"> </w:t>
+      </w:r>
+      <w:r>
+        <w:t xml:space="preserve">= 53), while both are clearly separated from the non-Quina scrapers (</w:t>
+      </w:r>
+      <w:r>
+        <w:rPr>
+          <w:i/>
+          <w:iCs/>
+        </w:rPr>
+        <w:t xml:space="preserve">n</w:t>
+      </w:r>
+      <w:r>
+        <w:t xml:space="preserve"> </w:t>
+      </w:r>
+      <w:r>
+        <w:t xml:space="preserve">= 79) that serve as a control. In the technological space, PERMANOVA finds no difference between the two Quina groups (</w:t>
+      </w:r>
+      <w:r>
+        <w:rPr>
+          <w:i/>
+          <w:iCs/>
+        </w:rPr>
+        <w:t xml:space="preserve">R</w:t>
+      </w:r>
+      <w:r>
+        <w:t xml:space="preserve">² = 0.004, pseudo-</w:t>
+      </w:r>
+      <w:r>
+        <w:rPr>
+          <w:i/>
+          <w:iCs/>
+        </w:rPr>
+        <w:t xml:space="preserve">F</w:t>
+      </w:r>
+      <w:r>
+        <w:t xml:space="preserve"> </w:t>
+      </w:r>
+      <w:r>
+        <w:t xml:space="preserve">= 0.81,</w:t>
+      </w:r>
+      <w:r>
+        <w:t xml:space="preserve"> </w:t>
+      </w:r>
+      <w:r>
+        <w:rPr>
+          <w:i/>
+          <w:iCs/>
+        </w:rPr>
+        <w:t xml:space="preserve">p</w:t>
+      </w:r>
+      <w:r>
+        <w:t xml:space="preserve"> </w:t>
+      </w:r>
+      <w:r>
+        <w:t xml:space="preserve">= 0.493), whereas each differs from the non-Quina scrapers with an order of magnitude more explained variance (</w:t>
+      </w:r>
+      <w:r>
+        <w:rPr>
+          <w:i/>
+          <w:iCs/>
+        </w:rPr>
+        <w:t xml:space="preserve">R</w:t>
+      </w:r>
+      <w:r>
+        <w:t xml:space="preserve">² = 0.29–0.36,</w:t>
+      </w:r>
+      <w:r>
+        <w:t xml:space="preserve"> </w:t>
+      </w:r>
+      <w:r>
+        <w:rPr>
+          <w:i/>
+          <w:iCs/>
+        </w:rPr>
+        <w:t xml:space="preserve">p</w:t>
+      </w:r>
+      <w:r>
+        <w:t xml:space="preserve"> </w:t>
+      </w:r>
+      <w:r>
+        <w:t xml:space="preserve">&lt; 0.001 in both cases) (</w:t>
       </w:r>
       <w:hyperlink w:anchor="fig-technological-consistency">
         <w:r>
@@ -1443,7 +2362,20 @@
         <w:pStyle w:val="BodyText"/>
       </w:pPr>
       <w:r>
-        <w:t xml:space="preserve">The control group is what makes this result interpretable. A non-significant difference is not enough by itself evidence of similarity: it may equally reflect variables too blunt to separate anything, or a sample too small to detect what is there. Because the same six variables separate Quina from non-Quina scrapers with relative higher R², they are demonstrably capable of resolving technological differences of the kind at issue here. What this establishes is not that the two groups are identical, which no test can show, but that any difference between them is far smaller than the difference that distinguishes Quina from non-Quina scrapers work.</w:t>
+        <w:t xml:space="preserve">The control group is what makes this result interpretable. A non-significant difference is not enough by itself evidence of similarity: it may equally reflect variables too blunt to separate anything, or a sample too small to detect what is there. Because the same six variables separate Quina from non-Quina scrapers with relative higher</w:t>
+      </w:r>
+      <w:r>
+        <w:t xml:space="preserve"> </w:t>
+      </w:r>
+      <w:r>
+        <w:rPr>
+          <w:i/>
+          <w:iCs/>
+        </w:rPr>
+        <w:t xml:space="preserve">R</w:t>
+      </w:r>
+      <w:r>
+        <w:t xml:space="preserve">², they are demonstrably capable of resolving technological differences of the kind at issue here. What this establishes is not that the two groups are identical, which no test can show, but that any difference between them is far smaller than the difference that distinguishes Quina from non-Quina scrapers work.</w:t>
       </w:r>
     </w:p>
     <w:p>
@@ -1470,7 +2402,36 @@
         <w:pStyle w:val="BodyText"/>
       </w:pPr>
       <w:r>
-        <w:t xml:space="preserve">Consistency of this concerns the position of group centroids, and two assemblages could share a centroid while differing in how widely they vary around it. PERMDISP shows that they do not. The mean distance to centroid is almost the same in the two Quina groups (2.10 and 2.02; p = 0.552), whereas the non-Quina scrapers are less dispersed (1.54) and differ significantly from both (p &lt; 0.001 in each case). Here again the control group establishes that the analysis can detect a real difference in dispersion where one exists, so that the absence of such a difference between the Quina groups is not a matter of sensitivity. The univariate dispersion tests agree: neither the KL-MSLRT nor the Fligner–Killeen tests detect any difference in variability between the two Quina groups ([[Table X]]).</w:t>
+        <w:t xml:space="preserve">Consistency of this concerns the position of group centroids, and two assemblages could share a centroid while differing in how widely they vary around it. PERMDISP shows that they do not. The mean distance to centroid is almost the same in the two Quina groups (2.10 and 2.02;</w:t>
+      </w:r>
+      <w:r>
+        <w:t xml:space="preserve"> </w:t>
+      </w:r>
+      <w:r>
+        <w:rPr>
+          <w:i/>
+          <w:iCs/>
+        </w:rPr>
+        <w:t xml:space="preserve">p</w:t>
+      </w:r>
+      <w:r>
+        <w:t xml:space="preserve"> </w:t>
+      </w:r>
+      <w:r>
+        <w:t xml:space="preserve">= 0.552), whereas the non-Quina scrapers are less dispersed (1.54) and differ significantly from both (</w:t>
+      </w:r>
+      <w:r>
+        <w:rPr>
+          <w:i/>
+          <w:iCs/>
+        </w:rPr>
+        <w:t xml:space="preserve">p</w:t>
+      </w:r>
+      <w:r>
+        <w:t xml:space="preserve"> </w:t>
+      </w:r>
+      <w:r>
+        <w:t xml:space="preserve">&lt; 0.001 in each case). Here again the control group establishes that the analysis can detect a real difference in dispersion where one exists, so that the absence of such a difference between the Quina groups is not a matter of sensitivity. The univariate dispersion tests agree: neither the KL-MSLRT nor the Fligner–Killeen tests detect any difference in variability between the two Quina groups ([[Table X]]).</w:t>
       </w:r>
     </w:p>
     <w:p>
@@ -1478,7 +2439,36 @@
         <w:pStyle w:val="BodyText"/>
       </w:pPr>
       <w:r>
-        <w:t xml:space="preserve">These results are not driven by the material belongs to Longtan surface collections. Repeating the analyses with the surface specimens collected from within the area of the site removed leaves them unchanged (p = 0.398, while both remain significantly more dispersed than the non-Quina scrapers at p &lt; 0.001), so the agreement documented here reflects the surface collections as a whole rather than a single locality or a local peculiarity of sampling.</w:t>
+        <w:t xml:space="preserve">These results are not driven by the material belongs to Longtan surface collections. Repeating the analyses with the surface specimens collected from within the area of the site removed leaves them unchanged (</w:t>
+      </w:r>
+      <w:r>
+        <w:rPr>
+          <w:i/>
+          <w:iCs/>
+        </w:rPr>
+        <w:t xml:space="preserve">p</w:t>
+      </w:r>
+      <w:r>
+        <w:t xml:space="preserve"> </w:t>
+      </w:r>
+      <w:r>
+        <w:t xml:space="preserve">= 0.398, while both remain significantly more dispersed than the non-Quina scrapers at</w:t>
+      </w:r>
+      <w:r>
+        <w:t xml:space="preserve"> </w:t>
+      </w:r>
+      <w:r>
+        <w:rPr>
+          <w:i/>
+          <w:iCs/>
+        </w:rPr>
+        <w:t xml:space="preserve">p</w:t>
+      </w:r>
+      <w:r>
+        <w:t xml:space="preserve"> </w:t>
+      </w:r>
+      <w:r>
+        <w:t xml:space="preserve">&lt; 0.001), so the agreement documented here reflects the surface collections as a whole rather than a single locality or a local peculiarity of sampling.</w:t>
       </w:r>
     </w:p>
     <w:p>
@@ -1503,7 +2493,176 @@
         <w:t xml:space="preserve"> </w:t>
       </w:r>
       <w:r>
-        <w:t xml:space="preserve">Technological variation is not structured by position in the landscape. Across the 26 localities that yielded measurable Quina scrapers, no landscape variable accounts for an appreciable share of the variation in the six technological measures: assemblage size (R² = 0.006, pseudo-F = 0.140, p = 0.970), basin (R² = 0.011, pseudo-F = 0.265, p = 0.909), distance to the nearest channel (R² = 0.031, pseudo-F = 0.761, p = 0.513), and height above that channel (R² = 0.036, pseudo-F = 0.906, p = 0.443). These low R² indicate that landscape variables had little explanatory power for technological variation in Quina scrapers, provide no evidence for a structured spatial influence.</w:t>
+        <w:t xml:space="preserve">Technological variation is not structured by position in the landscape. Across the 26 localities that yielded measurable Quina scrapers, no landscape variable accounts for an appreciable share of the variation in the six technological measures: assemblage size (</w:t>
+      </w:r>
+      <w:r>
+        <w:rPr>
+          <w:i/>
+          <w:iCs/>
+        </w:rPr>
+        <w:t xml:space="preserve">R</w:t>
+      </w:r>
+      <w:r>
+        <w:t xml:space="preserve">² = 0.006, pseudo-</w:t>
+      </w:r>
+      <w:r>
+        <w:rPr>
+          <w:i/>
+          <w:iCs/>
+        </w:rPr>
+        <w:t xml:space="preserve">F</w:t>
+      </w:r>
+      <w:r>
+        <w:t xml:space="preserve"> </w:t>
+      </w:r>
+      <w:r>
+        <w:t xml:space="preserve">= 0.140,</w:t>
+      </w:r>
+      <w:r>
+        <w:t xml:space="preserve"> </w:t>
+      </w:r>
+      <w:r>
+        <w:rPr>
+          <w:i/>
+          <w:iCs/>
+        </w:rPr>
+        <w:t xml:space="preserve">p</w:t>
+      </w:r>
+      <w:r>
+        <w:t xml:space="preserve"> </w:t>
+      </w:r>
+      <w:r>
+        <w:t xml:space="preserve">= 0.970), basin (</w:t>
+      </w:r>
+      <w:r>
+        <w:rPr>
+          <w:i/>
+          <w:iCs/>
+        </w:rPr>
+        <w:t xml:space="preserve">R</w:t>
+      </w:r>
+      <w:r>
+        <w:t xml:space="preserve">² = 0.011, pseudo-</w:t>
+      </w:r>
+      <w:r>
+        <w:rPr>
+          <w:i/>
+          <w:iCs/>
+        </w:rPr>
+        <w:t xml:space="preserve">F</w:t>
+      </w:r>
+      <w:r>
+        <w:t xml:space="preserve"> </w:t>
+      </w:r>
+      <w:r>
+        <w:t xml:space="preserve">= 0.265,</w:t>
+      </w:r>
+      <w:r>
+        <w:t xml:space="preserve"> </w:t>
+      </w:r>
+      <w:r>
+        <w:rPr>
+          <w:i/>
+          <w:iCs/>
+        </w:rPr>
+        <w:t xml:space="preserve">p</w:t>
+      </w:r>
+      <w:r>
+        <w:t xml:space="preserve"> </w:t>
+      </w:r>
+      <w:r>
+        <w:t xml:space="preserve">= 0.909), distance to the nearest channel (</w:t>
+      </w:r>
+      <w:r>
+        <w:rPr>
+          <w:i/>
+          <w:iCs/>
+        </w:rPr>
+        <w:t xml:space="preserve">R</w:t>
+      </w:r>
+      <w:r>
+        <w:t xml:space="preserve">² = 0.031, pseudo-</w:t>
+      </w:r>
+      <w:r>
+        <w:rPr>
+          <w:i/>
+          <w:iCs/>
+        </w:rPr>
+        <w:t xml:space="preserve">F</w:t>
+      </w:r>
+      <w:r>
+        <w:t xml:space="preserve"> </w:t>
+      </w:r>
+      <w:r>
+        <w:t xml:space="preserve">= 0.761,</w:t>
+      </w:r>
+      <w:r>
+        <w:t xml:space="preserve"> </w:t>
+      </w:r>
+      <w:r>
+        <w:rPr>
+          <w:i/>
+          <w:iCs/>
+        </w:rPr>
+        <w:t xml:space="preserve">p</w:t>
+      </w:r>
+      <w:r>
+        <w:t xml:space="preserve"> </w:t>
+      </w:r>
+      <w:r>
+        <w:t xml:space="preserve">= 0.513), and height above that channel (</w:t>
+      </w:r>
+      <w:r>
+        <w:rPr>
+          <w:i/>
+          <w:iCs/>
+        </w:rPr>
+        <w:t xml:space="preserve">R</w:t>
+      </w:r>
+      <w:r>
+        <w:t xml:space="preserve">² = 0.036, pseudo-</w:t>
+      </w:r>
+      <w:r>
+        <w:rPr>
+          <w:i/>
+          <w:iCs/>
+        </w:rPr>
+        <w:t xml:space="preserve">F</w:t>
+      </w:r>
+      <w:r>
+        <w:t xml:space="preserve"> </w:t>
+      </w:r>
+      <w:r>
+        <w:t xml:space="preserve">= 0.906,</w:t>
+      </w:r>
+      <w:r>
+        <w:t xml:space="preserve"> </w:t>
+      </w:r>
+      <w:r>
+        <w:rPr>
+          <w:i/>
+          <w:iCs/>
+        </w:rPr>
+        <w:t xml:space="preserve">p</w:t>
+      </w:r>
+      <w:r>
+        <w:t xml:space="preserve"> </w:t>
+      </w:r>
+      <w:r>
+        <w:t xml:space="preserve">= 0.443). These low</w:t>
+      </w:r>
+      <w:r>
+        <w:t xml:space="preserve"> </w:t>
+      </w:r>
+      <w:r>
+        <w:rPr>
+          <w:i/>
+          <w:iCs/>
+        </w:rPr>
+        <w:t xml:space="preserve">R</w:t>
+      </w:r>
+      <w:r>
+        <w:t xml:space="preserve">² indicate that landscape variables had little explanatory power for technological variation in Quina scrapers, provide no evidence for a structured spatial influence.</w:t>
       </w:r>
     </w:p>
     <w:p>
@@ -2302,7 +3461,7 @@
         <w:pStyle w:val="FirstParagraph"/>
       </w:pPr>
       <w:r>
-        <w:t xml:space="preserve">This report was generated on 2026-07-21 18:17:18.571037 using the following computational environment and dependencies:</w:t>
+        <w:t xml:space="preserve">This report was generated on 2026-07-21 20:40:46.001305 using the following computational environment and dependencies:</w:t>
       </w:r>
     </w:p>
     <w:p>

--- a/paper/manuscript.docx
+++ b/paper/manuscript.docx
@@ -74,7 +74,7 @@
         <w:pStyle w:val="Date"/>
       </w:pPr>
       <w:r>
-        <w:t xml:space="preserve">July 22, 2026</w:t>
+        <w:t xml:space="preserve">July 24, 2026</w:t>
       </w:r>
     </w:p>
     <w:p>
@@ -245,7 +245,43 @@
         <w:pStyle w:val="FirstParagraph"/>
       </w:pPr>
       <w:r>
-        <w:t xml:space="preserve">The Middle Palaeolithic was a critical period of diversity in both hominin populations and lithic technology, and what drove that technological diversity remains contested: do assemblage differences reflect separate cultural traditions, or adaptive responses to different environments? The question has been pursued most intensively in the Mousterian Debate of western Europe, where the variability of Mousterian assemblages has been attributed to cultural tradition [], site function [], the constraints of locally available raw material [], and differing degrees of artefact reduction</w:t>
+        <w:t xml:space="preserve">The Middle Palaeolithic (~300-40 ka) was a period of marked diversity in both hominin populations and lithic technology, and what produced that diversity has been contested since Bordes read the variability of Mousterian assemblages as the signature of distinct cultural traditions</w:t>
+      </w:r>
+      <w:r>
+        <w:t xml:space="preserve"> </w:t>
+      </w:r>
+      <w:r>
+        <w:t xml:space="preserve">(Bordes, 1961a, 1950)</w:t>
+      </w:r>
+      <w:r>
+        <w:t xml:space="preserve">. The same variability has since been attributed to the activities carried out at a site</w:t>
+      </w:r>
+      <w:r>
+        <w:t xml:space="preserve"> </w:t>
+      </w:r>
+      <w:r>
+        <w:t xml:space="preserve">(Binford and Binford, 1966)</w:t>
+      </w:r>
+      <w:r>
+        <w:t xml:space="preserve">, to change through time</w:t>
+      </w:r>
+      <w:r>
+        <w:t xml:space="preserve"> </w:t>
+      </w:r>
+      <w:r>
+        <w:t xml:space="preserve">(Mellars, 1969)</w:t>
+      </w:r>
+      <w:r>
+        <w:t xml:space="preserve">, to the raw material available locally and the distances over which it was moved</w:t>
+      </w:r>
+      <w:r>
+        <w:t xml:space="preserve"> </w:t>
+      </w:r>
+      <w:r>
+        <w:t xml:space="preserve">(Geneste, 1985; Kuhn, 1995)</w:t>
+      </w:r>
+      <w:r>
+        <w:t xml:space="preserve">, and to the degree to which tools had been reduced</w:t>
       </w:r>
       <w:r>
         <w:t xml:space="preserve"> </w:t>
@@ -286,10 +322,10 @@
         <w:t xml:space="preserve"> </w:t>
       </w:r>
       <w:r>
-        <w:t xml:space="preserve">(Turq, 2000; Turq, 1989)</w:t>
-      </w:r>
-      <w:r>
-        <w:t xml:space="preserve">. The target product is a thick flake, asymmetric in cross-section, with a sharp cutting edge on one margin and a thick, often cortical, back opposite []. This asymmetry is what allows such a tool to be repeatedly resharpened</w:t>
+        <w:t xml:space="preserve">(Bourguignon, 1997; Turq, 2000; Turq, 1989)</w:t>
+      </w:r>
+      <w:r>
+        <w:t xml:space="preserve">. The target product is a thick flake, asymmetric in cross-section, with a sharp cutting edge on one margin and a thick, often cortical, back opposite</w:t>
       </w:r>
       <w:r>
         <w:t xml:space="preserve"> </w:t>
@@ -311,16 +347,47 @@
         <w:t xml:space="preserve">)</w:t>
       </w:r>
       <w:r>
+        <w:t xml:space="preserve">. This asymmetry is what allows such a tool to be repeatedly resharpened</w:t>
+      </w:r>
+      <w:r>
+        <w:t xml:space="preserve"> </w:t>
+      </w:r>
+      <w:r>
+        <w:t xml:space="preserve">(Hiscock et al., 2009;</w:t>
+      </w:r>
+      <w:r>
+        <w:t xml:space="preserve"> </w:t>
+      </w:r>
+      <w:r>
+        <w:rPr>
+          <w:b/>
+          <w:bCs/>
+        </w:rPr>
+        <w:t xml:space="preserve">turq1992?</w:t>
+      </w:r>
+      <w:r>
+        <w:t xml:space="preserve">)</w:t>
+      </w:r>
+      <w:r>
         <w:t xml:space="preserve">. The second dimension is edge maintenance, achieved through Quina retouch. Here the working edge is not merely produced but sustained, and resharpening follows a regular rhythm</w:t>
       </w:r>
       <w:r>
         <w:t xml:space="preserve"> </w:t>
       </w:r>
       <w:r>
-        <w:t xml:space="preserve">(Lemorini et al., 2016)</w:t>
-      </w:r>
-      <w:r>
-        <w:t xml:space="preserve">. Early episodes detach relatively large resharpening flakes and leave convex scars, giving a plano-convex edge and preserving volume for later work; as retouch proceeds it concentrates on the margin itself, producing smaller concave scars with stepped or hinged terminations and a plano-concave edge that keeps the tool serviceable []. Each generation of retouch therefore restores a working edge without drawing on new raw material. The third dimension is ramification of the reduction sequence []. Resharpening flakes detached during edge maintenance carry cutting edges of their own and can be used directly, as use-wear analysis has shown</w:t>
+        <w:t xml:space="preserve">(Bourguignon, 1997; Lemorini et al., 2016)</w:t>
+      </w:r>
+      <w:r>
+        <w:t xml:space="preserve">. Early episodes detach relatively large resharpening flakes and leave convex scars, giving a plano-convex edge and preserving volume for later work; as retouch proceeds it concentrates on the margin itself, producing smaller concave scars with stepped or hinged terminations and a plano-concave edge that keeps the tool serviceable. Each generation of retouch therefore restores a working edge without drawing on new raw material. The third dimension is ramification of the reduction sequence</w:t>
+      </w:r>
+      <w:r>
+        <w:t xml:space="preserve"> </w:t>
+      </w:r>
+      <w:r>
+        <w:t xml:space="preserve">(Bourguignon et al., n.d.; Faivre et al., 2017)</w:t>
+      </w:r>
+      <w:r>
+        <w:t xml:space="preserve">. Resharpening flakes detached during edge maintenance carry cutting edges of their own and can be used directly, as use-wear analysis has shown</w:t>
       </w:r>
       <w:r>
         <w:t xml:space="preserve"> </w:t>
@@ -338,7 +405,16 @@
         <w:t xml:space="preserve">(Ruan et al., 2025)</w:t>
       </w:r>
       <w:r>
-        <w:t xml:space="preserve">. Quina flakes, besides being shaped into Quina scrapers, are thick enough to serve as cores for small flakes (i.e. core-on-flake) []. Use-wear on scrapers and resharpening flakes from the same assemblages indicates that the two were put to different tasks, scraping and cutting respectively</w:t>
+        <w:t xml:space="preserve">. Quina flakes, besides being shaped into Quina scrapers, are thick enough to serve as cores for small flakes (i.e. core-on-flake)</w:t>
+      </w:r>
+      <w:r>
+        <w:t xml:space="preserve"> </w:t>
+      </w:r>
+      <w:r>
+        <w:t xml:space="preserve">(Hiscock et al., 2009)</w:t>
+      </w:r>
+      <w:r>
+        <w:t xml:space="preserve">. Use-wear on scrapers and resharpening flakes from the same assemblages indicates that the two were put to different tasks, scraping and cutting respectively</w:t>
       </w:r>
       <w:r>
         <w:t xml:space="preserve"> </w:t>
@@ -353,7 +429,7 @@
         <w:t xml:space="preserve"> </w:t>
       </w:r>
       <w:r>
-        <w:t xml:space="preserve">(Hiscock et al., 2009)</w:t>
+        <w:t xml:space="preserve">(Delpiano et al., 2022; Hiscock et al., 2009)</w:t>
       </w:r>
       <w:r>
         <w:t xml:space="preserve">.</w:t>
@@ -417,7 +493,7 @@
         <w:pStyle w:val="BodyText"/>
       </w:pPr>
       <w:r>
-        <w:t xml:space="preserve">The distinction between the Quina system and Quina retouch alone matters when its distribution is assessed. In the strict sense, with blank production, edge maintenance and ramification operating together, Quina is documented in western and southern Europe within a narrow interval between MIS 4 and early MIS 3, coinciding with pronounced global climatic instability</w:t>
+        <w:t xml:space="preserve">The distinction between the Quina system and Quina retouch alone matters when its distribution is assessed. In the strict sense, with blank production, edge maintenance and ramification operating together, Quina system is documented in western and southern Europe within a narrow interval between MIS 4 and early MIS 3, coinciding with pronounced global climatic instability</w:t>
       </w:r>
       <w:r>
         <w:t xml:space="preserve"> </w:t>
@@ -426,7 +502,16 @@
         <w:t xml:space="preserve">(Delagnes and Rendu, 2011; Delpiano et al., 2022)</w:t>
       </w:r>
       <w:r>
-        <w:t xml:space="preserve">. Quina retouch taken on its own is far more widely distributed: in western Asia it has been reported in Acheulean–Yabrudian industries dating from as early as MIS 11 [], several hundred thousand years before the European Quina. The occurrence of so distinctive a way of maintaining a working edge in contexts this widely separated in time and space raises the possibility that Quina retouch is a recurrent solution to a recurrent problem rather than the signature of a single tradition. Neither the system nor Quina retouch, however, had been securely documented in the eastern Old World.</w:t>
+        <w:t xml:space="preserve">. Quina retouch taken on its own is far more widely distributed: in the Levant it has been reported in Acheulo–Yabrudian industries dating from as early as MIS 11</w:t>
+      </w:r>
+      <w:r>
+        <w:t xml:space="preserve"> </w:t>
+      </w:r>
+      <w:r>
+        <w:t xml:space="preserve">(Agam and Zupancich, 2020; Falguères et al., 2022; Zaidner and Weinstein-Evron, 2016)</w:t>
+      </w:r>
+      <w:r>
+        <w:t xml:space="preserve">. The occurrence of so distinctive a way of maintaining a working edge in contexts this widely separated in time and space raises the possibility that Quina retouch is a recurrent solution to a recurrent problem rather than the signature of a single tradition. Neither the system nor Quina retouch, however, had been securely documented in the East Asia.</w:t>
       </w:r>
     </w:p>
     <w:p>
@@ -434,7 +519,16 @@
         <w:pStyle w:val="BodyText"/>
       </w:pPr>
       <w:r>
-        <w:t xml:space="preserve">Whether East Asia has a Middle Palaeolithic in any meaningful sense has long been contested. On the conventional view, lithic technology in the region remained stable throughout the Palaeolithic, with substantial innovation deferred to the Upper Palaeolithic, so that no phase corresponding to the western Middle Palaeolithic can be recognised []. Recent discoveries have provided new evidence that is reshaping this long-standing understanding. Discoid technology is documented at Lingjing (c. 125–90 ka)</w:t>
+        <w:t xml:space="preserve">Whether East Asia has a Middle Palaeolithic has long been contested. On the conventional view, substantial innovation in lithic technology was deferred until the Upper Palaeolithic, leaving no phase corresponding to the western Middle Palaeolithic</w:t>
+      </w:r>
+      <w:r>
+        <w:t xml:space="preserve"> </w:t>
+      </w:r>
+      <w:r>
+        <w:t xml:space="preserve">(Gao, 2013; Norton et al., 2009)</w:t>
+      </w:r>
+      <w:r>
+        <w:t xml:space="preserve">. Recent discoveries have provided new evidence that is reshaping this long-standing understanding. Discoid technology is documented at Lingjing (~125–90 ka)</w:t>
       </w:r>
       <w:r>
         <w:t xml:space="preserve"> </w:t>
@@ -443,7 +537,7 @@
         <w:t xml:space="preserve">(Li et al., 2019; Zhao et al., 2026)</w:t>
       </w:r>
       <w:r>
-        <w:t xml:space="preserve">, and Levallois technology at Guanyindong (c. 170–80 ka)</w:t>
+        <w:t xml:space="preserve">, and Levallois technology at Guanyindong (~170–80 ka)</w:t>
       </w:r>
       <w:r>
         <w:t xml:space="preserve"> </w:t>
@@ -455,7 +549,7 @@
         <w:t xml:space="preserve"> </w:t>
       </w:r>
       <w:r>
-        <w:t xml:space="preserve">and Jinsitai (c. 47–35 ka)</w:t>
+        <w:t xml:space="preserve">and Jinsitai (~47–37 ka)</w:t>
       </w:r>
       <w:r>
         <w:t xml:space="preserve"> </w:t>
@@ -464,7 +558,7 @@
         <w:t xml:space="preserve">(Li et al., 2018)</w:t>
       </w:r>
       <w:r>
-        <w:t xml:space="preserve">. These finds indicate that the technological scenario of the East Asian Middle Palaeolithic is more complex than the conventional view allows. It is against this background that we identified a complete Quina system at Longtan, dated to c. 60–50 ka</w:t>
+        <w:t xml:space="preserve">. These finds indicate that the technological scenario of the East Asian Middle Palaeolithic is more complex than the conventional view allows. It is against this background that we identified a complete Quina system at Longtan, dated to ~60–50 ka</w:t>
       </w:r>
       <w:r>
         <w:t xml:space="preserve"> </w:t>
@@ -473,7 +567,25 @@
         <w:t xml:space="preserve">(Ruan et al., 2025)</w:t>
       </w:r>
       <w:r>
-        <w:t xml:space="preserve">, the first Quina site in East Asia to be unambiguously characterised, formally excavated, securely dated and systematically analysed. This discovery not only filled a long-standing gap in the eastern Old World distribution of Quina technology, but also provided new evidence for reassessing the diversity and complexity of the East Asian Middle Palaeolithic. More importantly, Longtan is unlikely to be an isolated case. Since 2010, surface collections bearing Quina features have been recovered from river terraces at a number of localities in the Huangping Basin, where Longtan is situated, and in the neighbouring Binchuan Basin. These finds suggest that Quina technology on the southeastern margin of the Tibetan Plateau may not be confined to a single site, but may instead represent a regional technological phenomenon of some spatial extent.</w:t>
+        <w:t xml:space="preserve">, the first Quina site in East Asia to be unambiguously characterised, formally excavated, securely dated and systematically analysed. This discovery not only filled a long-standing gap in the eastern Old World distribution of Quina technology, but also provided new evidence for reassessing the diversity and complexity of the East Asian Middle Palaeolithic. More importantly, Longtan is unlikely to be an isolated case. Surface collections bearing Quina features have been recovered from river terraces at a number of localities in the Huangping Basin, where Longtan is situated, and in the neighbouring Binchuan Basin</w:t>
+      </w:r>
+      <w:r>
+        <w:t xml:space="preserve"> </w:t>
+      </w:r>
+      <w:r>
+        <w:t xml:space="preserve">(Ruan et al., 2025;</w:t>
+      </w:r>
+      <w:r>
+        <w:t xml:space="preserve"> </w:t>
+      </w:r>
+      <w:r>
+        <w:t xml:space="preserve">Xiao et al.</w:t>
+      </w:r>
+      <w:r>
+        <w:t xml:space="preserve">, 2024)</w:t>
+      </w:r>
+      <w:r>
+        <w:t xml:space="preserve">. These finds suggest that Quina technology on the southeastern margin of the Tibetan Plateau may not be confined to a single site, but may instead represent a regional technological phenomenon of some spatial extent.</w:t>
       </w:r>
     </w:p>
     <w:p>
@@ -481,7 +593,25 @@
         <w:pStyle w:val="BodyText"/>
       </w:pPr>
       <w:r>
-        <w:t xml:space="preserve">The southeastern margin of the Tibetan Plateau, where the Huangping and Binchuan basins lie, is the Hengduan Mountains region, an area of pronounced altitudinal gradients, complex landforms and diverse climatic regimes that ranks today among the richest biodiversity hotspots in the world []. Geomorphologically, both basins belong to the dry-hot valley zone of the Jinsha River drainage, a typical fault-controlled valley system []. Under the combined influence of high-relief topography and the monsoon, the region experiences marked seasonal drought and supports a predominantly open vegetation cover []. This setting differs substantially from the cold, open environments of the European Quina sites, and equally from the settings of other Middle Palaeolithic assemblages so far reported in China. It is this regional ecological distinctiveness that makes Longtan and the surrounding Quina localities of particular interest. On the one hand, a technology usually associated with open landscapes, seasonally structured resources and high-mobility subsistence strategies here occurs in a dry-hot valley on the southeastern margin of the Tibetan Plateau, and the relationship between technology and environment in this setting, together with the mechanisms behind it, remains to be examined. On the other hand, all of the localities so far identified are surface collections without absolute dates, and whether they constitute a coherent regional technological entity remains to be tested.</w:t>
+        <w:t xml:space="preserve">The Huangping and Binchuan basins lie in the Hengduan Mountains, on the southeastern margin of the Tibetan Plateau, in what is today the dry-hot valley zone of the Jinsha River drainage. At roughly 26°N, in relief of this amplitude and under monsoon control</w:t>
+      </w:r>
+      <w:r>
+        <w:t xml:space="preserve"> </w:t>
+      </w:r>
+      <w:r>
+        <w:t xml:space="preserve">(Xiao et al., 2010; Zhisheng et al., 2011)</w:t>
+      </w:r>
+      <w:r>
+        <w:t xml:space="preserve">, the region is governed by a climatic regime unlike the mid-latitude, glacial-stage settings of western Europe in which the European Quina is documented</w:t>
+      </w:r>
+      <w:r>
+        <w:t xml:space="preserve"> </w:t>
+      </w:r>
+      <w:r>
+        <w:t xml:space="preserve">(Delpech, 1996; Delpiano et al., 2022)</w:t>
+      </w:r>
+      <w:r>
+        <w:t xml:space="preserve">. A technology usually associated with open landscapes, seasonally structured resources and high mobility subsistence therefore occurs here under a quite different climatic regime, and whether the two settings nonetheless resemble one another in the respects that bear on how technology was organised is a question we return to once the technological results are in place. All of the localities so far identified, moreover, apart from Longtan itself, are surface collections without absolute dates, so that whether they constitute a coherent regional technological entity is equally open.</w:t>
       </w:r>
     </w:p>
     <w:p>
@@ -489,7 +619,7 @@
         <w:pStyle w:val="BodyText"/>
       </w:pPr>
       <w:r>
-        <w:t xml:space="preserve">The analysis proceeds in two steps. We ask first whether the surface collections share a consistent technological concept with the Quina technology at Longtan, and can therefore be identified as a single regional technological entity, which we term the Quina Valley. To answer this we systematically analyse the most diagnostic elements of the Quina system, the Quina scrapers and the resharpening flakes removed in maintaining them, and assess their technological consistency with the excavated material from Longtan. Only if the first step can be sustained does the second question arise: whether such an entity can be accounted for by the environmental setting of the region, its available resources and the strategies by which technology was organised. Here we bring together the spatial distribution of the localities, the raw materials used at them and the environmental characteristics of the region. The study clarifies the regional distribution of Quina technology in East Asia and offers a perspective on the relationship between environmental constraint, technological convergence and regional technological organisation in the Middle Palaeolithic.</w:t>
+        <w:t xml:space="preserve">The analysis proceeds in two steps. We ask first whether the surface collections share a consistent technological concept with the Quina technology at Longtan, and can therefore be identified as a single regional technological entity, which we term the Quina Valley. To answer this we systematically analyse the most diagnostic elements of the Quina system, the Quina scrapers and the resharpening flakes removed in maintaining them, and assess their technological consistency with the excavated material from Longtan. Only if the first step can be sustained does the second question arise: whether such an entity can be accounted for by the environmental setting of the region, its available resources and the strategies by which technology was organised. Here we bring together the spatial distribution of the localities, the raw materials used at them and the environmental characteristics of the region. Taken together, these analyses clarify the regional distribution of Quina technology in East Asia and provide new insight into the relationship between environmental constraints, technological convergence and regional technological organisation during the Middle Palaeolithic.</w:t>
       </w:r>
     </w:p>
     <w:bookmarkEnd w:id="11"/>
@@ -507,7 +637,7 @@
         <w:pStyle w:val="FirstParagraph"/>
       </w:pPr>
       <w:r>
-        <w:t xml:space="preserve">The tectonic framework of the study area determines both where its intermontane basins lie and where knappable stone is available within them. The area falls within the Jinsha River drainage in the southern Hengduan Mountains, on the southeastern margin of the Tibetan Plateau, and is controlled by a system of approximately north–south trending faults: continued relative uplift of massifs such as Yulong Mountains and Diancang Shan, alternating with subsidence of the ground between them, has produced a series of north–south trending intermontane basins, among them Lijiang, Heqing and Dali [Li et al. 2014; An et al. 2011]. The two basins considered here, Huangping and Binchuan, lie within this same system. This alternation of uplifted ranges and downfaulted basins, combined with the Indian monsoon and the warm, moist airflow from the southwest, gives the deeply incised valley floors a dry-hot valley climate, sheltered from precipitation by the surrounding relief and marked by a sharp division between wet and dry seasons and by high insolation; the modern vegetation there is dominated by drought-tolerant shrub and savanna formations []. The Quina localities discussed here are concentrated in two of these basins, the Huangping Basin in the southwest of Heqing County and the neighbouring Binchuan Basin, each of them cut by tributaries of the Jinsha River: the Caifeng River in the Huangping Basin, and the Sangyuan River together with its tributary the Liandong River in the Binchuan Basin. The two basins differ in bedrock. Permian volcanic rocks are extensively exposed along the western side of the Huangping Basin, with Triassic sedimentary rocks predominating to the east, whereas the Binchuan Basin is largely mantled by unconsolidated Quaternary sediments and exposes its Permian volcanic basement only locally []. The volcanic sequence comprises basalt, tuff and trachyte []. Because the rivers of both basins cut across these outcrops, volcanic cobbles were carried into the gravel bars of the valley floors, and it was these bars, rather than the outcrops themselves, that supplied the stone used at the localities.</w:t>
+        <w:t xml:space="preserve">The tectonic framework of the study area determines both where its intermontane basins lie and where knappable stone is available within them. The area falls within the Jinsha River drainage in the southern Hengduan Mountains, on the southeastern margin of the Tibetan Plateau, and is controlled by a system of approximately north–south trending faults: continued relative uplift of massifs such as Yulong Mountains and Diancang Shan, alternating with subsidence of the ground between them, has produced a series of north–south trending intermontane basins, among them Lijiang, Heqing and Dali [Li et al. 2014; An et al. 2011]. The two basins considered here, Huangping and Binchuan, lie within this same system. This alternation of uplifted ranges and downfaulted basins, combined with the Indian monsoon and the warm, moist airflow from the southwest, gives the deeply incised valley floors a dry-hot valley climate, sheltered from precipitation by the surrounding relief and marked by a sharp division between wet and dry seasons and by high insolation; the modern vegetation there is dominated by drought-tolerant shrub and savanna formations []. The Quina localities discussed here are concentrated in two of these basins, the Huangping Basin in the southwest of Heqing County and the neighbouring Binchuan Basin, each of them cut by tributaries of the Jinsha River: the Caifeng River in the Huangping Basin, and the Sangyuan River together with its tributary the Liandong River in the Binchuan Basin. The two basins differ in bedrock. Permian volcanic rocks are extensively exposed along the western side of the Huangping Basin, with Triassic sedimentary rocks predominating to the east, whereas the Binchuan Basin is largely mantled by unconsolidated Quaternary sediments and exposes its Permian volcanic basement only locally. The volcanic sequence comprises basalt, tuff and trachyte. Because the rivers of both basins cut across these outcrops, volcanic cobbles were carried into the gravel bars of the valley floors, and it was these bars, rather than the outcrops themselves, that supplied the stone used at the localities.</w:t>
       </w:r>
     </w:p>
     <w:p>
@@ -515,7 +645,7 @@
         <w:pStyle w:val="BodyText"/>
       </w:pPr>
       <w:r>
-        <w:t xml:space="preserve">The regional monsoon record places the occupation of these basins within an interval of recurrent aridity rather than within a settled climatic phase. The nearest palaeoclimate records covering this period come from the lacustrine sediments of the Heqing Basin, about 60 km north of the Huangping and Binchuan basins and some 650 m higher, which are among the longest and most continuous environmental sequences available for the Asian monsoon domain and are highly sensitive to variation in the Indian Summer Monsoon (ISM) [Xiao et al. 2010; An et al. 2011]. Magnetic and geochemical proxies from these sediments divide the interval from 184 to 25 ka into four stages [Yang et al. 2025]: relatively arid conditions between c. 184 and 131 ka; a shift to generally humid conditions between 131 and 69 ka; a return to aridity between 69 and 57 ka, corresponding to MIS 4; and a generally humid MIS 3 between 57 and 25 ka, punctuated by repeated arid events. Rapid, millennial-scale weakenings of the monsoon, corresponding closely to North Atlantic cold events, have been resolved in this basin from 52 ka onwards [Hou et al. 2026]; these post-date the occupation documented at Longtan, and we cite them to indicate that the monsoon system was liable to interruption of this kind rather than to date any interruption within the period of human presence. These records register monsoon variation at a regional scale rather than local climatic conditions at any one place, and given the distance and altitudinal offset just noted, we treat them here as regional context rather than as a proxy for conditions at the localities themselves. Read at that scale, what matters is not whether a particular stage was on balance wetter or drier, but that the occupation falls where the MIS 4 arid phase gives way to a monsoon recovery that was itself repeatedly interrupted.</w:t>
+        <w:t xml:space="preserve">The regional monsoon record places the occupation of these basins within an interval of recurrent aridity rather than within a settled climatic phase. The nearest palaeoclimate records covering this period come from the lacustrine sediments of the Heqing Basin, about 60 km north of the Huangping and Binchuan basins and some 650 m higher, which are among the longest and most continuous environmental sequences available for the Asian monsoon domain and are highly sensitive to variation in the Indian Summer Monsoon (ISM) [Xiao et al. 2010; An et al. 2011]. Magnetic and geochemical proxies there record a return to aridity between 69 and 57 ka, corresponding to MIS 4, and a generally humid MIS 3 thereafter, punctuated by repeated arid events [Yang et al. 2025]; millennial-scale weakenings of the monsoon, corresponding closely to North Atlantic cold events, have been resolved in the same basin from 52 ka onwards [Hou et al. 2026], overlapping the end of the interval dated at Longtan and continuing after it. Given the distance and altitudinal offset just noted, these records register monsoon variation at a regional scale rather than local conditions at any one place, and we treat them here as context rather than as a proxy for the localities themselves. Read at that scale, what matters is not whether a particular stage was on balance wetter or drier, but that the occupation falls where the MIS 4 arid phase gives way to a monsoon recovery that was itself repeatedly interrupted.</w:t>
       </w:r>
     </w:p>
     <w:p>
@@ -523,7 +653,7 @@
         <w:pStyle w:val="BodyText"/>
       </w:pPr>
       <w:r>
-        <w:t xml:space="preserve">Longtan provides the local counterpart to this regional picture, since it preserves both a secure chronology and a record of vegetation change. Optically stimulated luminescence (OSL) dating places its in situ cultural layer at c. 60–50 ka</w:t>
+        <w:t xml:space="preserve">Longtan provides the local counterpart to this regional picture, since it preserves both a secure chronology and a record of vegetation change. Optically stimulated luminescence (OSL) dating places its in situ cultural layer at ~60–50 ka</w:t>
       </w:r>
       <w:r>
         <w:t xml:space="preserve"> </w:t>
@@ -532,7 +662,16 @@
         <w:t xml:space="preserve">(Ruan et al., 2025)</w:t>
       </w:r>
       <w:r>
-        <w:t xml:space="preserve">, and Longtan remains the only locality in the study area with an age determination of this kind. The nearby Tianhuadong site, where material of this kind has also been reported, has yielded OSL ages of c. 90–40 ka for its cultural layers [], but it has not been systematically analysed, and neither its chronology nor its technological attribution is yet secure enough to carry weight here. The surface collections examined below have no independent age control, and none can be transferred to them by association: what the Longtan dates establish is when the Quina system was present in this landscape, not when any individual surface collection was formed. What Longtan adds beyond a date is a local environmental record. Pollen analysis there documents a transition from coniferous forest to a more open woodland-steppe, with the Quina-bearing layer falling within the phase of vegetation opening [Ruan et al. 2025]. Taken together, the two records indicate that people were present in this landscape while it was becoming more open locally, and during an interval when the regional monsoon system was subject to repeated interruption. Whether that setting can account for the technology found within it is a question we return to once the technological results have been presented.</w:t>
+        <w:t xml:space="preserve">, and Longtan remains the only locality in the study area with an age determination of this kind. The nearby Tianhuadong site, where material of this kind has also been reported, has yielded OSL ages of ~90–40 ka for its cultural layers [], but it has not been systematically analysed, and neither its chronology nor its technological attribution is yet secure enough to carry weight here. The surface collections examined below have no independent age control, and none can be transferred to them by association: what the Longtan dates establish is when the Quina system was present in this landscape, not when any individual surface collection was formed. What Longtan adds beyond a date is a local environmental record. Pollen analysis there documents a transition from coniferous forest to a more open woodland-steppe, with the Quina-bearing layer falling within the phase of vegetation opening</w:t>
+      </w:r>
+      <w:r>
+        <w:t xml:space="preserve"> </w:t>
+      </w:r>
+      <w:r>
+        <w:t xml:space="preserve">(Ruan et al., 2025)</w:t>
+      </w:r>
+      <w:r>
+        <w:t xml:space="preserve">. Taken together, the two records indicate that people were present in this landscape while it was becoming more open locally, and during an interval when the regional monsoon system was subject to repeated interruption. Whether that setting can account for the technology found within it is a question we return to once the technological results have been presented.</w:t>
       </w:r>
     </w:p>
     <w:bookmarkEnd w:id="12"/>
@@ -559,7 +698,7 @@
         <w:pStyle w:val="FirstParagraph"/>
       </w:pPr>
       <w:r>
-        <w:t xml:space="preserve">The surface material analysed here was recovered during four seasons of pedestrian survey in the Huangping and Binchuan basins, carried out in 2010, 2013, 2016 and 2022. Survey followed the main valleys of the two basins, the Caifeng River in the Huangping Basin and the Sangyuan River together with its tributary the Liandong River in the Binchuan Basin, and each flight of river terraces was walked in turn. Survey areas and walking routes were designed to cover the full range of landforms that humans might have used in the past. Routes were recorded continuously using the mobile GPS application 2bulu, localities and artefacts were photographed, and a field form was completed for each locality giving its position, its place within the terrace sequence, its straight-line distance to the present-day river channel, and the number and types of artefacts present.</w:t>
+        <w:t xml:space="preserve">The surface material analysed here was recovered during four seasons of pedestrian survey in the Huangping and Binchuan basins, carried out in 2010, 2013, 2016 and 2022. Survey followed the main valleys of the two basins, the Caifeng River in the Huangping Basin and the Sangyuan River together with its tributary the Liandong River in the Binchuan Basin, and each flight of river terraces was walked in turn. Survey areas and walking routes were designed to cover the full range of landforms that humans might have used in the past. Routes were recorded continuously using the mobile GPS application 2bulu, localities and artefacts were photographed, and a field form was completed for each locality giving its position, its place within the terrace sequence, its straight-line distance to the river channel, and the number and types of artefacts present.</w:t>
       </w:r>
     </w:p>
     <w:p>
@@ -578,7 +717,7 @@
         </w:r>
       </w:hyperlink>
       <w:r>
-        <w:t xml:space="preserve">). Two consequences of this design should be stated at the outset. First, the criterion is one of presence rather than of degree: localities were retained on whether Quina pieces occur at them, not on how those pieces were made or how far they had been reduced, so that none of the technological variables analysed below entered the selection. Pieces at the very lightest end of the retouch range are nonetheless less readily recognised as diagnostic, and the sample is therefore unlikely to represent the earliest stages of the reduction continuum. Second, what Section [[X]] reports are patterns among Quina-bearing localities rather than a map of Quina technology across the two basins; since the visibility of surface localities depends on exposure, vegetation cover and survey intensity, these patterns are read here as trends and not as densities.</w:t>
+        <w:t xml:space="preserve">). Two consequences of this design should be stated at the outset. First, the criterion is one of presence rather than of degree: localities were retained on whether Quina pieces occur at them, not on how those pieces were made or how far they had been reduced, so that none of the technological variables analysed below entered the selection. Second, what Section 4 reports are patterns among Quina-bearing localities rather than a map of Quina technology across the two basins; since the visibility of surface localities depends on exposure, vegetation cover and survey intensity, these patterns are read here as trends and not as reality densities.</w:t>
       </w:r>
     </w:p>
     <w:tbl>
@@ -3910,20 +4049,7 @@
         <w:pStyle w:val="FirstParagraph"/>
       </w:pPr>
       <w:r>
-        <w:t xml:space="preserve">To establish what raw material was locally available, gravel bars were sampled at five points along three river channels. At each point an area of 1–2 m² was cleared and every cobble longer than 30 mm exposed at the surface was recorded. For each cobble we recorded length, width and thickness (mm), roundness on a four-point scale (0–3, from least to most rounded) and shape (sub-oval, tabular or irregular). These records give the relative abundance of each lithology on the gravel bars (</w:t>
-      </w:r>
-      <w:r>
-        <w:rPr>
-          <w:i/>
-          <w:iCs/>
-        </w:rPr>
-        <w:t xml:space="preserve">n</w:t>
-      </w:r>
-      <w:r>
-        <w:t xml:space="preserve"> </w:t>
-      </w:r>
-      <w:r>
-        <w:t xml:space="preserve">= xx).</w:t>
+        <w:t xml:space="preserve">To establish what raw material was locally available, gravel bars were sampled at five points along three river channels. At each point an area of 1–2 m² was cleared and every cobble longer than 30 mm exposed at the surface was recorded. For each cobble we recorded length, width and thickness (mm), roundness on a four-point scale (0–3, from least to most rounded) and shape (sub-oval, tabular or irregular). These records give the relative abundance of each lithology on the gravel bars.</w:t>
       </w:r>
     </w:p>
     <w:p>
@@ -3947,23 +4073,16 @@
         <w:pStyle w:val="BodyText"/>
       </w:pPr>
       <w:r>
-        <w:t xml:space="preserve">Because the artefacts are made overwhelmingly on river cobbles, the straight-line distance from each locality to the nearest present-day channel was used as a proxy for proximity to a source of raw material. These distances are strongly skewed, the groups differ considerably in size, and their variances are unequal, so differences between the two basins were tested with a Mann–Whitney rank sum test and differences among the three valleys with a Kruskal–Wallis rank sum test; medians are reported as the measure of central tendency and the rank tests taken as the primary criterion. cobble size was summarised as the geometric mean of length, width and thickness and compared between lithologies with a Mann–Whitney rank sum test, with the geometric mean size of each lithology and the effect size</w:t>
-      </w:r>
-      <w:r>
-        <w:t xml:space="preserve"> </w:t>
-      </w:r>
-      <w:r>
-        <w:rPr>
-          <w:i/>
-          <w:iCs/>
-        </w:rPr>
-        <w:t xml:space="preserve">r</w:t>
-      </w:r>
-      <w:r>
-        <w:t xml:space="preserve"> </w:t>
-      </w:r>
-      <w:r>
-        <w:t xml:space="preserve">reported alongside.</w:t>
+        <w:t xml:space="preserve">Because the artefacts are made overwhelmingly on river cobbles, the straight-line distance from each locality to the nearest channel was used as a proxy for proximity to a source of raw material. These distances are strongly skewed, the groups differ considerably in size, and their variances are unequal, so differences between the two basins were tested with a Mann–Whitney U test and differences among the three valleys with a Kruskal–Wallis rank sum test; medians are reported as the measure of central tendency and the rank tests taken as the primary criterion. Cobble size was summarised as the geometric mean of length, width and thickness and compared between lithologies with a Mann–Whitney U test</w:t>
+      </w:r>
+      <w:r>
+        <w:t xml:space="preserve"> </w:t>
+      </w:r>
+      <w:r>
+        <w:t xml:space="preserve">(Eren et al., 2014)</w:t>
+      </w:r>
+      <w:r>
+        <w:t xml:space="preserve">.</w:t>
       </w:r>
     </w:p>
     <w:p>
@@ -4177,7 +4296,55 @@
         <w:pStyle w:val="FirstParagraph"/>
       </w:pPr>
       <w:r>
-        <w:t xml:space="preserve">The techno-typological observations and measurements follow established practice in the study of Quina technology [Bourguignon 1997; Peresani et al. 2024; Ruan et al. 2025]. For each scraper we recorded length, width, thickness and mass; blank type; cortex position; platform type and platform depth; interior platform angle (IPA); the number of retouch generations; the numbers of convex scars and concave scars; the geometric index of unifacial reduction (GIUR) [Kuhn 1990] and the proportion of the perimeter retouched; the edge angle; and its attribution within Bordes’ type list. For each resharpening flake we recorded platform type, depth, IPA and EPA. Statistical tests were chosen according to the type of each variable and the distribution of the data, with parametric or non-parametric procedures used depending on whether the data approximated normality. Relationships between edge angle and GIUR, the proportion of retouched edge and the mean number of retouch generations were examined with Spearman rank correlation, with p-values adjusted by the Bonferroni procedure. The difference between the exterior platform angles of the resharpening flakes and the edge angles of the scrapers was tested with Welch’s t-test, so that unequal variances would not affect the inference.</w:t>
+        <w:t xml:space="preserve">The techno-typological observations and measurements follow established practice in the study of Quina technology</w:t>
+      </w:r>
+      <w:r>
+        <w:t xml:space="preserve"> </w:t>
+      </w:r>
+      <w:r>
+        <w:t xml:space="preserve">(Bourguignon, 1997; Hiscock and Clarkson, 2008; Peresani et al., 2023; Ruan et al., 2025)</w:t>
+      </w:r>
+      <w:r>
+        <w:t xml:space="preserve">. For each scraper we recorded length, width, thickness and mass; blank type; cortex position; platform type and platform depth (PD); interior platform angle (IPA); the number of retouch generations; the numbers of convex scars and concave scars; the geometric index of unifacial reduction (GIUR)</w:t>
+      </w:r>
+      <w:r>
+        <w:t xml:space="preserve"> </w:t>
+      </w:r>
+      <w:r>
+        <w:t xml:space="preserve">(Kuhn, 1990)</w:t>
+      </w:r>
+      <w:r>
+        <w:t xml:space="preserve"> </w:t>
+      </w:r>
+      <w:r>
+        <w:t xml:space="preserve">and the proportion of the perimeter retouched; the edge angle; and its attribution within Bordes’ type list</w:t>
+      </w:r>
+      <w:r>
+        <w:t xml:space="preserve"> </w:t>
+      </w:r>
+      <w:r>
+        <w:t xml:space="preserve">(Bordes, 1961b; Debénath and Dibble, 1994)</w:t>
+      </w:r>
+      <w:r>
+        <w:t xml:space="preserve">. For each resharpening flake we recorded platform type, PD, IPA and exterior platform angle (EPA). Statistical tests were chosen according to the type of each variable and the distribution of the data, with parametric or non-parametric procedures used depending on whether the data approximated normality</w:t>
+      </w:r>
+      <w:r>
+        <w:t xml:space="preserve"> </w:t>
+      </w:r>
+      <w:r>
+        <w:t xml:space="preserve">(Zar, 1999)</w:t>
+      </w:r>
+      <w:r>
+        <w:t xml:space="preserve">. Relationships between edge angle and GIUR, the proportion of retouched edge and the mean number of retouch generations were examined with Spearman rank correlation, with p-values adjusted by the Bonferroni procedure. The difference between the EPAs of the resharpening flakes and the edge angles of the scrapers was tested with Welch’s t-test, so that unequal variances would not affect the inference</w:t>
+      </w:r>
+      <w:r>
+        <w:t xml:space="preserve"> </w:t>
+      </w:r>
+      <w:r>
+        <w:t xml:space="preserve">(Welch, 1947)</w:t>
+      </w:r>
+      <w:r>
+        <w:t xml:space="preserve">.</w:t>
       </w:r>
     </w:p>
     <w:p>
@@ -4185,7 +4352,7 @@
         <w:pStyle w:val="BodyText"/>
       </w:pPr>
       <w:r>
-        <w:t xml:space="preserve">To test the technological consistency between the surface Quina scrapers and the excavated material, the Quina scrapers from Longtan were used as the reference, and ordinary scrapers (or non-Quina scrapers) from the same site were included as a technological control group. Six of the recorded variables were selected for multivariate analysis as the most representative: thickness, proportion of the perimeter retouched, GIUR, number of total scars, number of retouch generations and edge angle. All were standardised to z-scores and differences between specimens computed as Euclidean distances. Differences between groups were tested by PERMANOVA, with the proportion of variance explained (</w:t>
+        <w:t xml:space="preserve">To test the technological consistency between the surface Quina scrapers and the excavated material, the Quina scrapers from Longtan were used as the reference, and non-Quina scrapers from the same site were included as a technological control group. To reduce dimensionality and minimise redundancy among correlated variables, six of the recorded variables were selected for multivariate analysis as the most representative: thickness, proportion of the perimeter retouched, GIUR, number of total scars, number of retouch generations and edge angle. All were standardised to z-scores and differences between specimens computed as Euclidean distances. Differences between groups were tested by PERMANOVA, with the proportion of variance explained (</w:t>
       </w:r>
       <w:r>
         <w:rPr>
@@ -4195,7 +4362,7 @@
         <w:t xml:space="preserve">R</w:t>
       </w:r>
       <w:r>
-        <w:t xml:space="preserve">²) reported for each pairwise comparison. The ordinary scrapers serve to calibrate the scale on which those</w:t>
+        <w:t xml:space="preserve">²) reported for each pairwise comparison. The non-Quina scrapers serve to calibrate the scale on which those</w:t>
       </w:r>
       <w:r>
         <w:t xml:space="preserve"> </w:t>
@@ -4234,7 +4401,7 @@
         <w:t xml:space="preserve">R</w:t>
       </w:r>
       <w:r>
-        <w:t xml:space="preserve">², the latter is more likely to reflect a real technological similarity than a lack of statistical power. PERMANOVA compares the positions of group centroids in multivariate space. At the univariate level, mean GIUR, scar count and mean number of retouch generations were compared with Kruskal–Wallis rank sum tests followed by Dunn’s post hoc comparisons, and thickness, proportion of the perimeter retouched and edge angle with Welch’s ANOVA followed by Welch’s t post hoc comparisons; all post hoc comparisons were corrected using the Bonferroni method. Technological dispersion between groups was tested with PERMDISP. To compare the degree of variation within groups, the coefficients of variation (CV) of length, width, thickness, mass and edge angle were tested for equality across groups using the Krishnamoorthy–Lee modified signed likelihood ratio test (KL-MSLRT)</w:t>
+        <w:t xml:space="preserve">², the latter is more likely to reflect a real technological similarity than a lack of statistical power. At the univariate level, mean GIUR, scar count and mean number of retouch generations were compared with Kruskal–Wallis rank sum tests followed by Dunn’s post hoc comparisons, and thickness, proportion of the perimeter retouched and edge angle with Welch’s ANOVA followed by Welch’s t post hoc comparisons; all post hoc comparisons were corrected using the Bonferroni method. Technological dispersion between groups was tested with PERMDISP. To compare the degree of variation within groups, the coefficients of variation (CV) of length, width, thickness, mass and edge angle were tested for equality across groups using the Krishnamoorthy–Lee modified signed likelihood ratio test (KL-MSLRT)</w:t>
       </w:r>
       <w:r>
         <w:t xml:space="preserve"> </w:t>
@@ -4251,30 +4418,7 @@
         <w:pStyle w:val="BodyText"/>
       </w:pPr>
       <w:r>
-        <w:t xml:space="preserve">To test whether technological variation is systematically structured by the landscape, the analysis was repeated with the locality as the unit, each locality represented by the median value of its Quina scrapers on the same six variables. Four landscape variables were considered: basin (Huangping or Binchuan), the height of the locality above the present-day channel, distance from the locality to that channel, and assemblage size (number of specimens). Height above the channel was used in preference to a categorical terrace level, and in preference to absolute elevation: it is the continuous quantity of which terrace level is a discretisation, and because it is measured from the local channel rather than from sea level, the difference in base level between the two basins cancels out (Spearman ρ between height and basin = −0.03). Basin, the only categorical variable, was tested with PERMANOVA and PERMDISP; the three continuous variables with Spearman rank correlation, and with locality-level PERMANOVA on Euclidean distances, height and assemblage size additionally being examined in coarse bands as a check on robustness. Because the number of units at this level is small (</w:t>
-      </w:r>
-      <w:r>
-        <w:rPr>
-          <w:i/>
-          <w:iCs/>
-        </w:rPr>
-        <w:t xml:space="preserve">n</w:t>
-      </w:r>
-      <w:r>
-        <w:t xml:space="preserve"> </w:t>
-      </w:r>
-      <w:r>
-        <w:t xml:space="preserve">= 27), most of them yielding only one or two specimens, so that locality medians are not very stable, and because height above the channel is strongly right-skewed, the three hilltop localities lying far above the terrace sequence, these tests have limited statistical power; the results are therefore interpreted mainly from the size and direction of the effect sizes (</w:t>
-      </w:r>
-      <w:r>
-        <w:rPr>
-          <w:i/>
-          <w:iCs/>
-        </w:rPr>
-        <w:t xml:space="preserve">R</w:t>
-      </w:r>
-      <w:r>
-        <w:t xml:space="preserve">², ρ), with the significance tests treated as supporting evidence only.</w:t>
+        <w:t xml:space="preserve">To test whether technological variation is systematically structured by the landscape, the analysis was repeated with the locality as the unit, each locality represented by the median value of its Quina scrapers on the same six variables. Four landscape variables were considered: basin (Huangping or Binchuan), the height of the locality above the present-day channel, distance from the locality to that channel, and assemblage size (number of specimens). Height above the channel was used in preference to a categorical terrace level, and in preference to absolute elevation: it is the continuous quantity of which terrace level is a discretisation, and because it is measured from the local channel rather than from sea level, the difference in base level between the two basins cancels out. Basin, the only categorical variable, was tested with PERMANOVA and PERMDISP; the three continuous variables with Spearman rank correlation, and with locality-level PERMANOVA on Euclidean distances.</w:t>
       </w:r>
     </w:p>
     <w:p>
@@ -4291,120 +4435,7 @@
         <w:t xml:space="preserve">(R Core Team, 2025)</w:t>
       </w:r>
       <w:r>
-        <w:t xml:space="preserve">. PERMANOVA and PERMDISP were run with vegan 2.7-2</w:t>
-      </w:r>
-      <w:r>
-        <w:t xml:space="preserve"> </w:t>
-      </w:r>
-      <w:r>
-        <w:t xml:space="preserve">(Oksanen et al., 2025)</w:t>
-      </w:r>
-      <w:r>
-        <w:t xml:space="preserve">, in both cases with 9999 permutations. The Kruskal–Wallis, Mann–Whitney and Dunn tests, Welch’s ANOVA and the Welch’s</w:t>
-      </w:r>
-      <w:r>
-        <w:t xml:space="preserve"> </w:t>
-      </w:r>
-      <w:r>
-        <w:rPr>
-          <w:i/>
-          <w:iCs/>
-        </w:rPr>
-        <w:t xml:space="preserve">t</w:t>
-      </w:r>
-      <w:r>
-        <w:t xml:space="preserve"> </w:t>
-      </w:r>
-      <w:r>
-        <w:t xml:space="preserve">post hoc comparisons, Levene’s and Games–Howell tests, and the accompanying effect sizes (ε², rank-biserial</w:t>
-      </w:r>
-      <w:r>
-        <w:t xml:space="preserve"> </w:t>
-      </w:r>
-      <w:r>
-        <w:rPr>
-          <w:i/>
-          <w:iCs/>
-        </w:rPr>
-        <w:t xml:space="preserve">r</w:t>
-      </w:r>
-      <w:r>
-        <w:t xml:space="preserve">, Cohen’s</w:t>
-      </w:r>
-      <w:r>
-        <w:t xml:space="preserve"> </w:t>
-      </w:r>
-      <w:r>
-        <w:rPr>
-          <w:i/>
-          <w:iCs/>
-        </w:rPr>
-        <w:t xml:space="preserve">d</w:t>
-      </w:r>
-      <w:r>
-        <w:t xml:space="preserve">) were computed with rstatix 0.7.3</w:t>
-      </w:r>
-      <w:r>
-        <w:t xml:space="preserve"> </w:t>
-      </w:r>
-      <w:r>
-        <w:t xml:space="preserve">(Kassambara, 2023)</w:t>
-      </w:r>
-      <w:r>
-        <w:t xml:space="preserve">. The KL-MSLRT was computed with cvequality 0.2.0</w:t>
-      </w:r>
-      <w:r>
-        <w:t xml:space="preserve"> </w:t>
-      </w:r>
-      <w:r>
-        <w:t xml:space="preserve">(Marwick and Krishnamoorthy, 2019)</w:t>
-      </w:r>
-      <w:r>
-        <w:t xml:space="preserve">, using 10</w:t>
-      </w:r>
-      <w:r>
-        <w:rPr>
-          <w:vertAlign w:val="superscript"/>
-        </w:rPr>
-        <w:t xml:space="preserve">5</w:t>
-      </w:r>
-      <w:r>
-        <w:t xml:space="preserve"> </w:t>
-      </w:r>
-      <w:r>
-        <w:t xml:space="preserve">Monte Carlo iterations. Fligner–Killeen tests, Spearman rank correlations and the Bonferroni adjustment were taken from the stats package. Every family of multiple comparisons reported here — the pairwise PERMANOVA comparisons, the Dunn and Welch’s</w:t>
-      </w:r>
-      <w:r>
-        <w:t xml:space="preserve"> </w:t>
-      </w:r>
-      <w:r>
-        <w:rPr>
-          <w:i/>
-          <w:iCs/>
-        </w:rPr>
-        <w:t xml:space="preserve">t</w:t>
-      </w:r>
-      <w:r>
-        <w:t xml:space="preserve"> </w:t>
-      </w:r>
-      <w:r>
-        <w:t xml:space="preserve">post hoc comparisons, and each set of Spearman correlations — is corrected by the Bonferroni method. Confidence intervals for the coefficients of variation and for the dispersion ratios are bootstrap percentile intervals from 5,000 replicates; the interval for Cohen’s</w:t>
-      </w:r>
-      <w:r>
-        <w:t xml:space="preserve"> </w:t>
-      </w:r>
-      <w:r>
-        <w:rPr>
-          <w:i/>
-          <w:iCs/>
-        </w:rPr>
-        <w:t xml:space="preserve">d</w:t>
-      </w:r>
-      <w:r>
-        <w:t xml:space="preserve"> </w:t>
-      </w:r>
-      <w:r>
-        <w:t xml:space="preserve">is from 1,000 replicates. A fixed random seed (2226) is set at the head of every script and in the manuscript source, so that all permutation, Monte Carlo and bootstrap results reported here are exactly reproducible.</w:t>
+        <w:t xml:space="preserve">. Package versions, permutation, Monte Carlo and bootstrap settings, and the random seed are given in Supplementary S1.</w:t>
       </w:r>
     </w:p>
     <w:bookmarkEnd w:id="16"/>
@@ -4437,7 +4468,7 @@
         <w:t xml:space="preserve">, n.d.; Marwick, 2017)</w:t>
       </w:r>
       <w:r>
-        <w:t xml:space="preserve">. All materials needed to reproduce the analyses reported here are therefore available in a version-controlled online repository at [[OSF DOI]]. These comprise the raw data underlying every reported result together with the complete code used for the analyses and for the figures derived from them. The repository is organised with a logical folder structure and relative file paths, so that the code runs without manual modification. The data are released under a CC-0 licence, the code under the MIT licence and the figures under CC-BY. Every statistical result reported below, and every figure generated from the data, can therefore be reproduced independently from these materials.</w:t>
+        <w:t xml:space="preserve">. All materials needed to reproduce the analyses reported here are therefore available in a version-controlled online repository at [[OSF DOI]]. These comprise the raw data underlying every reported result together with the complete code used for the analyses and for the figures derived from them. The repository is organised with a logical folder structure and relative file paths, so that the code runs without manual modification.</w:t>
       </w:r>
     </w:p>
     <w:bookmarkEnd w:id="17"/>
@@ -5681,7 +5712,7 @@
                     <w:jc w:val="center"/>
                   </w:pPr>
                   <w:r>
-                    <w:t xml:space="preserve">   Retouch scars</w:t>
+                    <w:t xml:space="preserve">   Total scars</w:t>
                   </w:r>
                 </w:p>
               </w:tc>
@@ -6780,7 +6811,16 @@
         <w:t xml:space="preserve"> </w:t>
       </w:r>
       <w:r>
-        <w:t xml:space="preserve">= 8.1°). Because the angle produced by the final generation alone cannot be isolated, what we measured is the angle of the edge as a whole, and this is better read as an index of cumulative reduction than as a direct measure of function; edge angle shows significant positive correlation with GIUR (ρ = 0.27,</w:t>
+        <w:t xml:space="preserve">= 8.1°). Because the angle produced by the final generation alone cannot be isolated, what we measured is the angle of the edge as a whole, and this is better read as an index of cumulative reduction than as a direct measure of function</w:t>
+      </w:r>
+      <w:r>
+        <w:t xml:space="preserve"> </w:t>
+      </w:r>
+      <w:r>
+        <w:t xml:space="preserve">(Lin and Marreiros, 2021)</w:t>
+      </w:r>
+      <w:r>
+        <w:t xml:space="preserve">; edge angle shows significant positive correlation with GIUR (ρ = 0.27,</w:t>
       </w:r>
       <w:r>
         <w:t xml:space="preserve"> </w:t>
@@ -9854,7 +9894,7 @@
                     <w:jc w:val="center"/>
                   </w:pPr>
                   <w:r>
-                    <w:t xml:space="preserve">   Retouch scars</w:t>
+                    <w:t xml:space="preserve">   Total scars</w:t>
                   </w:r>
                 </w:p>
               </w:tc>
@@ -10610,7 +10650,7 @@
                     <w:jc w:val="center"/>
                   </w:pPr>
                   <w:r>
-                    <w:t xml:space="preserve">Thickness</w:t>
+                    <w:t xml:space="preserve">Thickness (mm)</w:t>
                   </w:r>
                 </w:p>
               </w:tc>
@@ -10811,7 +10851,7 @@
                     <w:jc w:val="center"/>
                   </w:pPr>
                   <w:r>
-                    <w:t xml:space="preserve">Retouch scars</w:t>
+                    <w:t xml:space="preserve">Total scars</w:t>
                   </w:r>
                 </w:p>
               </w:tc>
@@ -10878,7 +10918,7 @@
                     <w:jc w:val="center"/>
                   </w:pPr>
                   <w:r>
-                    <w:t xml:space="preserve">Edge angle</w:t>
+                    <w:t xml:space="preserve">Edge angle (°)</w:t>
                   </w:r>
                 </w:p>
               </w:tc>
@@ -10990,7 +11030,7 @@
         <w:pStyle w:val="BodyText"/>
       </w:pPr>
       <w:r>
-        <w:t xml:space="preserve">Whether the same technology in two regions implies any connection between the people who made it is a question the evidence cannot settle, and the more productive line is to ask what problem the technology solved. In Europe the answer is reasonably well established. Quina assemblages date largely to MIS 4 and the beginning of MIS 3, in open landscapes with faunas dominated by a single gregarious and migratory species, most often reindeer but equids and bovids in some regions [Delpech 1996; Delagnes and Rendu 2011; Delpiano et al. 2022]. The distribution of those animals across the terrain was patchy but not random: prey were partitioned by topography, with reindeer occupying the ground between uplands and plain in a landscape of plateaux dissected by deep valleys, and other species holding lower or more sheltered positions [Delpech 1996]. Movement under these conditions was scheduled rather than opportunistic, organised around residential camps and task-specific satellite locations, and the technology has accordingly been read as an answer to two problems at once: the recurrent need to stay equipped while moving away from sources of stone, and the difficulty of anticipating which tasks a given season and location would present [Hiscock et al. 2009; Delagnes and Rendu 2011]. The three dimensions of the Quina system answer them in turn. Thick flakes carrying a reserve of volume, struck from cores requiring little preparation, are portable packages of raw material that do not tie a forager to particular outcrops; edge maintenance extends the working life of each piece without recourse to new stone; and ramification allows the same material to yield fresh edges of a different kind as needs change.</w:t>
+        <w:t xml:space="preserve">Whether the same technology in two regions implies any connection between the people who made it is a question the evidence cannot settle, and the more productive line is to ask what problem the technology solved. In Europe that problem is reasonably well understood. The prey on which Quina foragers depended were partitioned by topography rather than distributed evenly, reindeer occupying the ground between uplands and plain in a landscape of plateaux dissected by deep valleys, other species holding lower or more sheltered positions [Delpech 1996], so that movement was scheduled rather than opportunistic [Delagnes and Rendu 2011]. Foragers moving on such a schedule faced two problems at once: staying equipped while away from sources of stone, and not knowing in advance which tasks a given season and location would present. The three dimensions of the Quina system answer them in turn, in a reserve of volume that travels, an edge that can be restored without recourse to new stone, and a tool that can yield fresh edges of a different kind as needs change [Hiscock et al. 2009].</w:t>
       </w:r>
     </w:p>
     <w:p>
@@ -10998,7 +11038,15 @@
         <w:pStyle w:val="BodyText"/>
       </w:pPr>
       <w:r>
-        <w:t xml:space="preserve">The setting on the southeastern margin of the Tibetan Plateau is not the European one, but it posed a problem of the same structure. The regional monsoon record places the occupation at the transition from MIS 4 to MIS 3, when a recovering monsoon was repeatedly interrupted, and the pollen record at Longtan shows the local vegetation opening at the same time. Modern dry-hot valleys of the Jinsha drainage carry a strongly seasonal, rain-shadowed climate in which annual evaporation greatly exceeds rainfall [Li et al. 2025], and support a vegetation that is zoned by altitude, from savanna on the valley floors through transitional formations to forest on the surrounding heights [Jiang et al. 2024]. Under such a regime, surface water tends to be concentrated onto the valley floors, where groundwater draining from the flanking uplands sustains the rivers [Li et al. 2025], while forage is partitioned up the altitudinal gradient. Whatever the detailed palaeo-configuration, a landscape of this structure would have distributed resources unevenly with respect to topography rather than uniformly. The correspondence with Europe is therefore not one of climate or of raw material, cold open steppe against dry-hot valley, flint against trachyte, but one of ecological structure: an open landscape in which resources were seasonally organised and unevenly distributed across steep relief, and had to be reached by moving through it.</w:t>
+        <w:t xml:space="preserve">The setting on the southeastern margin of the Tibetan Plateau is not the European one, but it is likely to have posed a problem of the same structure. The regional monsoon record places the occupation at the transition from MIS 4 to MIS 3, when a recovering monsoon was repeatedly interrupted, and the pollen record at Longtan registers a local shift towards more open vegetation across the same interval [Ruan et al. 2025]; in relief of this amplitude a valley-floor pollen spectrum integrates several altitudinal belts, so that shift is better read as a relative trend than as a measure of how open the ground immediately around the site had become. What can be said about the structure of such a landscape comes from its modern counterparts. Dry-hot valleys of the Jinsha drainage today carry a strongly seasonal, rain-shadowed climate in which annual evaporation greatly exceeds rainfall, and in which surface water is concentrated onto the valley floors, where groundwater draining from the flanking uplands sustains the rivers [Li et al. 2025]; their vegetation is zoned by altitude, from savanna on the valley floors through transitional formations to forest on the surrounding heights [Jiang et al. 2024]. It is the topographic partitioning rather than the particular vegetation that is likely to have persisted: whatever the detailed palaeo-configuration, water and forage in a valley system of this relief would have been distributed unevenly with respect to elevation rather than uniformly across the terrain.</w:t>
+      </w:r>
+    </w:p>
+    <w:p>
+      <w:pPr>
+        <w:pStyle w:val="BodyText"/>
+      </w:pPr>
+      <w:r>
+        <w:t xml:space="preserve">Both landscapes were open, and in that respect the comparison is unremarkable: openness alone is compatible with many regimes of resource distribution, including some that place no premium on mobility. What the two settings share is more specific. In each, the resources on which foragers depended were organised seasonally and partitioned by relief, by the topographic separation of plateau, valley and plain in southwestern France [Delpech 1996] and by the altitudinal zonation of water and forage here, so that they could not be obtained from any single location, but had to be met where and when they occurred. The difference lies in what produced that structure, glacial aridity in one case and monsoon seasonality in the other, and in the stone that was available to work, flint against trachyte; it does not lie in the structure itself. One term in the argument is untested. In the European sequence it runs from prey structure through mobility to technology and rests on faunal assemblages; no fauna has been analysed from the Quina Valley, so the mobility to which the technology is here related is inferred from the landscape rather than observed in it.</w:t>
       </w:r>
     </w:p>
     <w:p>
@@ -11091,7 +11139,7 @@
       </w:r>
     </w:p>
     <w:bookmarkEnd w:id="46"/>
-    <w:bookmarkStart w:id="103" w:name="references"/>
+    <w:bookmarkStart w:id="132" w:name="references"/>
     <w:p>
       <w:pPr>
         <w:pStyle w:val="Heading1"/>
@@ -11100,19 +11148,165 @@
         <w:t xml:space="preserve">References</w:t>
       </w:r>
     </w:p>
-    <w:bookmarkStart w:id="101" w:name="refs"/>
-    <w:bookmarkStart w:id="48" w:name="X329727547b4bf04e26144da4d1d8e266b268f43"/>
+    <w:bookmarkStart w:id="130" w:name="refs"/>
+    <w:bookmarkStart w:id="48" w:name="ref-agamInterpretingQuinaDemiQuina2020"/>
     <w:p>
       <w:pPr>
         <w:pStyle w:val="Bibliography"/>
       </w:pPr>
       <w:r>
+        <w:t xml:space="preserve">Agam, A., Zupancich, A., 2020. Interpreting the quina and demi-quina scrapers from acheulo-yabrudian qesem cave, israel: Results of raw materials and functional analyses. Journal of Human Evolution 144, 102798.</w:t>
+      </w:r>
+      <w:r>
+        <w:t xml:space="preserve"> </w:t>
+      </w:r>
+      <w:hyperlink r:id="rId47">
+        <w:r>
+          <w:rPr>
+            <w:rStyle w:val="Hyperlink"/>
+          </w:rPr>
+          <w:t xml:space="preserve">https://doi.org/10.1016/j.jhevol.2020.102798</w:t>
+        </w:r>
+      </w:hyperlink>
+    </w:p>
+    <w:bookmarkEnd w:id="48"/>
+    <w:bookmarkStart w:id="49" w:name="ref-binfordbinford1966"/>
+    <w:p>
+      <w:pPr>
+        <w:pStyle w:val="Bibliography"/>
+      </w:pPr>
+      <w:r>
+        <w:t xml:space="preserve">Binford, L.R., Binford, S.R., 1966. A preliminary analysis of functional variability in the</w:t>
+      </w:r>
+      <w:r>
+        <w:t xml:space="preserve"> </w:t>
+      </w:r>
+      <w:r>
+        <w:t xml:space="preserve">Mousterian</w:t>
+      </w:r>
+      <w:r>
+        <w:t xml:space="preserve"> </w:t>
+      </w:r>
+      <w:r>
+        <w:t xml:space="preserve">of</w:t>
+      </w:r>
+      <w:r>
+        <w:t xml:space="preserve"> </w:t>
+      </w:r>
+      <w:r>
+        <w:t xml:space="preserve">Levallois</w:t>
+      </w:r>
+      <w:r>
+        <w:t xml:space="preserve"> </w:t>
+      </w:r>
+      <w:r>
+        <w:t xml:space="preserve">facies. American Anthropologist 68, 238–295.</w:t>
+      </w:r>
+    </w:p>
+    <w:bookmarkEnd w:id="49"/>
+    <w:bookmarkStart w:id="51" w:name="ref-bordesMousterianCulturesFrance1961"/>
+    <w:p>
+      <w:pPr>
+        <w:pStyle w:val="Bibliography"/>
+      </w:pPr>
+      <w:r>
+        <w:t xml:space="preserve">Bordes, F., 1961a. Mousterian cultures in france: Artifacts from recent excavation dispel some popular misconceptions about neanderthal man. Science 134, 803–810.</w:t>
+      </w:r>
+      <w:r>
+        <w:t xml:space="preserve"> </w:t>
+      </w:r>
+      <w:hyperlink r:id="rId50">
+        <w:r>
+          <w:rPr>
+            <w:rStyle w:val="Hyperlink"/>
+          </w:rPr>
+          <w:t xml:space="preserve">https://doi.org/10.1126/science.134.3482.803</w:t>
+        </w:r>
+      </w:hyperlink>
+    </w:p>
+    <w:bookmarkEnd w:id="51"/>
+    <w:bookmarkStart w:id="52" w:name="ref-bordes1961"/>
+    <w:p>
+      <w:pPr>
+        <w:pStyle w:val="Bibliography"/>
+      </w:pPr>
+      <w:r>
+        <w:t xml:space="preserve">Bordes, F., 1961b. Typologie du pal</w:t>
+      </w:r>
+      <w:r>
+        <w:t xml:space="preserve">é</w:t>
+      </w:r>
+      <w:r>
+        <w:t xml:space="preserve">olithique ancien et moyen. Delmas, Bordeaux.</w:t>
+      </w:r>
+    </w:p>
+    <w:bookmarkEnd w:id="52"/>
+    <w:bookmarkStart w:id="53" w:name="ref-bordes1950"/>
+    <w:p>
+      <w:pPr>
+        <w:pStyle w:val="Bibliography"/>
+      </w:pPr>
+      <w:r>
+        <w:t xml:space="preserve">Bordes, F., 1950. L’évolution buissonnante des industries en</w:t>
+      </w:r>
+      <w:r>
+        <w:t xml:space="preserve"> </w:t>
+      </w:r>
+      <w:r>
+        <w:t xml:space="preserve">Europe</w:t>
+      </w:r>
+      <w:r>
+        <w:t xml:space="preserve"> </w:t>
+      </w:r>
+      <w:r>
+        <w:t xml:space="preserve">occidentale: considérations théoriques sur le</w:t>
+      </w:r>
+      <w:r>
+        <w:t xml:space="preserve"> </w:t>
+      </w:r>
+      <w:r>
+        <w:t xml:space="preserve">Paléolithique</w:t>
+      </w:r>
+      <w:r>
+        <w:t xml:space="preserve"> </w:t>
+      </w:r>
+      <w:r>
+        <w:t xml:space="preserve">ancien et moyen. L’Anthropologie 54, 393–420.</w:t>
+      </w:r>
+    </w:p>
+    <w:bookmarkEnd w:id="53"/>
+    <w:bookmarkStart w:id="54" w:name="ref-Bourguignon1997"/>
+    <w:p>
+      <w:pPr>
+        <w:pStyle w:val="Bibliography"/>
+      </w:pPr>
+      <w:r>
+        <w:t xml:space="preserve">Bourguignon, L., 1997. Le moustérien de type quina: Nouvelle définition d’une entité technique (Doctoral dissertation). Université de Paris X-Nanterre.</w:t>
+      </w:r>
+    </w:p>
+    <w:bookmarkEnd w:id="54"/>
+    <w:bookmarkStart w:id="55" w:name="X403afe1231077496c18b5542485a78536abda81"/>
+    <w:p>
+      <w:pPr>
+        <w:pStyle w:val="Bibliography"/>
+      </w:pPr>
+      <w:r>
+        <w:t xml:space="preserve">Bourguignon, L., Faivre, J.-P., Turq, A., n.d. RAMIFICATION DES CHAÎNES OPÉRATOIRES : UNE SPÉCIFICITÉ DU MOUSTÉRIEN ?</w:t>
+      </w:r>
+    </w:p>
+    <w:bookmarkEnd w:id="55"/>
+    <w:bookmarkStart w:id="57" w:name="X329727547b4bf04e26144da4d1d8e266b268f43"/>
+    <w:p>
+      <w:pPr>
+        <w:pStyle w:val="Bibliography"/>
+      </w:pPr>
+      <w:r>
         <w:t xml:space="preserve">Castel, J.-C., Discamps, E., Soulier, M.-C., Sandgathe, D., Dibble, H.L., McPherron, S.J.P., Goldberg, P., Turq, A., 2017. Neandertal subsistence strategies during the quina mousterian at roc de marsal (france). Quaternary International 433, 140–156.</w:t>
       </w:r>
       <w:r>
         <w:t xml:space="preserve"> </w:t>
       </w:r>
-      <w:hyperlink r:id="rId47">
+      <w:hyperlink r:id="rId56">
         <w:r>
           <w:rPr>
             <w:rStyle w:val="Hyperlink"/>
@@ -11121,8 +11315,8 @@
         </w:r>
       </w:hyperlink>
     </w:p>
-    <w:bookmarkEnd w:id="48"/>
-    <w:bookmarkStart w:id="50" w:name="ref-claud2012"/>
+    <w:bookmarkEnd w:id="57"/>
+    <w:bookmarkStart w:id="59" w:name="ref-claud2012"/>
     <w:p>
       <w:pPr>
         <w:pStyle w:val="Bibliography"/>
@@ -11145,7 +11339,7 @@
       <w:r>
         <w:t xml:space="preserve"> </w:t>
       </w:r>
-      <w:hyperlink r:id="rId49">
+      <w:hyperlink r:id="rId58">
         <w:r>
           <w:rPr>
             <w:rStyle w:val="Hyperlink"/>
@@ -11154,19 +11348,29 @@
         </w:r>
       </w:hyperlink>
     </w:p>
-    <w:bookmarkEnd w:id="50"/>
-    <w:bookmarkStart w:id="52" w:name="ref-delagnes2006"/>
+    <w:bookmarkEnd w:id="59"/>
+    <w:bookmarkStart w:id="60" w:name="ref-debenath1994"/>
     <w:p>
       <w:pPr>
         <w:pStyle w:val="Bibliography"/>
       </w:pPr>
       <w:r>
+        <w:t xml:space="preserve">Debénath, A., Dibble, H.L., 1994. Handbook of paleolithic typology: Lower and middle paleolithic of europe. University Museum, University of Pennsylvania, Philadelphia.</w:t>
+      </w:r>
+    </w:p>
+    <w:bookmarkEnd w:id="60"/>
+    <w:bookmarkStart w:id="62" w:name="ref-delagnes2006"/>
+    <w:p>
+      <w:pPr>
+        <w:pStyle w:val="Bibliography"/>
+      </w:pPr>
+      <w:r>
         <w:t xml:space="preserve">Delagnes, A., Meignen, L., 2006. Diversity of lithic production systems during the middle paleolithic in france: Are there any chronological trends?, in: Hovers, E., Kuhn, S.L. (Eds.),. Springer US, Boston, MA, pp. 85–107.</w:t>
       </w:r>
       <w:r>
         <w:t xml:space="preserve"> </w:t>
       </w:r>
-      <w:hyperlink r:id="rId51">
+      <w:hyperlink r:id="rId61">
         <w:r>
           <w:rPr>
             <w:rStyle w:val="Hyperlink"/>
@@ -11175,8 +11379,8 @@
         </w:r>
       </w:hyperlink>
     </w:p>
-    <w:bookmarkEnd w:id="52"/>
-    <w:bookmarkStart w:id="54" w:name="ref-delagnesShiftsNeandertalMobility2011"/>
+    <w:bookmarkEnd w:id="62"/>
+    <w:bookmarkStart w:id="64" w:name="ref-delagnesShiftsNeandertalMobility2011"/>
     <w:p>
       <w:pPr>
         <w:pStyle w:val="Bibliography"/>
@@ -11187,7 +11391,7 @@
       <w:r>
         <w:t xml:space="preserve"> </w:t>
       </w:r>
-      <w:hyperlink r:id="rId53">
+      <w:hyperlink r:id="rId63">
         <w:r>
           <w:rPr>
             <w:rStyle w:val="Hyperlink"/>
@@ -11196,8 +11400,8 @@
         </w:r>
       </w:hyperlink>
     </w:p>
-    <w:bookmarkEnd w:id="54"/>
-    <w:bookmarkStart w:id="56" w:name="X648e10a1139abc8f783bbc8956f5c21c309f886"/>
+    <w:bookmarkEnd w:id="64"/>
+    <w:bookmarkStart w:id="66" w:name="X648e10a1139abc8f783bbc8956f5c21c309f886"/>
     <w:p>
       <w:pPr>
         <w:pStyle w:val="Bibliography"/>
@@ -11208,7 +11412,7 @@
       <w:r>
         <w:t xml:space="preserve"> </w:t>
       </w:r>
-      <w:hyperlink r:id="rId55">
+      <w:hyperlink r:id="rId65">
         <w:r>
           <w:rPr>
             <w:rStyle w:val="Hyperlink"/>
@@ -11217,8 +11421,8 @@
         </w:r>
       </w:hyperlink>
     </w:p>
-    <w:bookmarkEnd w:id="56"/>
-    <w:bookmarkStart w:id="58" w:name="ref-delpiano2022"/>
+    <w:bookmarkEnd w:id="66"/>
+    <w:bookmarkStart w:id="68" w:name="ref-delpiano2022"/>
     <w:p>
       <w:pPr>
         <w:pStyle w:val="Bibliography"/>
@@ -11229,7 +11433,7 @@
       <w:r>
         <w:t xml:space="preserve"> </w:t>
       </w:r>
-      <w:hyperlink r:id="rId57">
+      <w:hyperlink r:id="rId67">
         <w:r>
           <w:rPr>
             <w:rStyle w:val="Hyperlink"/>
@@ -11238,29 +11442,51 @@
         </w:r>
       </w:hyperlink>
     </w:p>
-    <w:bookmarkEnd w:id="58"/>
-    <w:bookmarkStart w:id="60" w:name="ref-dibble1987"/>
+    <w:bookmarkEnd w:id="68"/>
+    <w:bookmarkStart w:id="69" w:name="ref-dibble1987"/>
     <w:p>
       <w:pPr>
         <w:pStyle w:val="Bibliography"/>
       </w:pPr>
       <w:r>
-        <w:t xml:space="preserve">Dibble, H.L., 1987. The interpretation of middle paleolithic scraper morphology. American Antiquity 52, 109.</w:t>
-      </w:r>
-      <w:r>
-        <w:t xml:space="preserve"> </w:t>
-      </w:r>
-      <w:hyperlink r:id="rId59">
+        <w:t xml:space="preserve">Dibble, H.L., 1987. The interpretation of</w:t>
+      </w:r>
+      <w:r>
+        <w:t xml:space="preserve"> </w:t>
+      </w:r>
+      <w:r>
+        <w:t xml:space="preserve">Middle Paleolithic</w:t>
+      </w:r>
+      <w:r>
+        <w:t xml:space="preserve"> </w:t>
+      </w:r>
+      <w:r>
+        <w:t xml:space="preserve">scraper morphology. American Antiquity 52, 109–117.</w:t>
+      </w:r>
+    </w:p>
+    <w:bookmarkEnd w:id="69"/>
+    <w:bookmarkStart w:id="71" w:name="ref-erenRoleRawMaterial2014"/>
+    <w:p>
+      <w:pPr>
+        <w:pStyle w:val="Bibliography"/>
+      </w:pPr>
+      <w:r>
+        <w:t xml:space="preserve">Eren, M.I., Roos, C.I., Story, B.A., Von Cramon-Taubadel, N., Lycett, S.J., 2014. The role of raw material differences in stone tool shape variation: An experimental assessment. Journal of Archaeological Science 49, 472–487.</w:t>
+      </w:r>
+      <w:r>
+        <w:t xml:space="preserve"> </w:t>
+      </w:r>
+      <w:hyperlink r:id="rId70">
         <w:r>
           <w:rPr>
             <w:rStyle w:val="Hyperlink"/>
           </w:rPr>
-          <w:t xml:space="preserve">https://doi.org/10.2307/281062</w:t>
+          <w:t xml:space="preserve">https://doi.org/10.1016/j.jas.2014.05.034</w:t>
         </w:r>
       </w:hyperlink>
     </w:p>
-    <w:bookmarkEnd w:id="60"/>
-    <w:bookmarkStart w:id="62" w:name="ref-faivre2017"/>
+    <w:bookmarkEnd w:id="71"/>
+    <w:bookmarkStart w:id="73" w:name="ref-faivre2017"/>
     <w:p>
       <w:pPr>
         <w:pStyle w:val="Bibliography"/>
@@ -11274,7 +11500,7 @@
       <w:r>
         <w:t xml:space="preserve"> </w:t>
       </w:r>
-      <w:hyperlink r:id="rId61">
+      <w:hyperlink r:id="rId72">
         <w:r>
           <w:rPr>
             <w:rStyle w:val="Hyperlink"/>
@@ -11283,19 +11509,110 @@
         </w:r>
       </w:hyperlink>
     </w:p>
-    <w:bookmarkEnd w:id="62"/>
-    <w:bookmarkStart w:id="64" w:name="ref-hiscock2007"/>
+    <w:bookmarkEnd w:id="73"/>
+    <w:bookmarkStart w:id="75" w:name="ref-FALGUERES2022101266"/>
     <w:p>
       <w:pPr>
         <w:pStyle w:val="Bibliography"/>
       </w:pPr>
       <w:r>
+        <w:t xml:space="preserve">Falguères, C., Barkai, R., Tombret, O., Gopher, A., 2022. New ESR/u-series dates of the lowest acheuleo-yabrudian levels of qesem cave. Quaternary Geochronology 69, 101266. https://doi.org/</w:t>
+      </w:r>
+      <w:hyperlink r:id="rId74">
+        <w:r>
+          <w:rPr>
+            <w:rStyle w:val="Hyperlink"/>
+          </w:rPr>
+          <w:t xml:space="preserve">https://doi.org/10.1016/j.quageo.2022.101266</w:t>
+        </w:r>
+      </w:hyperlink>
+    </w:p>
+    <w:bookmarkEnd w:id="75"/>
+    <w:bookmarkStart w:id="77" w:name="ref-gaoPaleolithicCulturesChina2013"/>
+    <w:p>
+      <w:pPr>
+        <w:pStyle w:val="Bibliography"/>
+      </w:pPr>
+      <w:r>
+        <w:t xml:space="preserve">Gao, X., 2013. Paleolithic cultures in china: Uniqueness and divergence. Current Anthropology 54, S358–S370.</w:t>
+      </w:r>
+      <w:r>
+        <w:t xml:space="preserve"> </w:t>
+      </w:r>
+      <w:hyperlink r:id="rId76">
+        <w:r>
+          <w:rPr>
+            <w:rStyle w:val="Hyperlink"/>
+          </w:rPr>
+          <w:t xml:space="preserve">https://doi.org/10.1086/673502</w:t>
+        </w:r>
+      </w:hyperlink>
+    </w:p>
+    <w:bookmarkEnd w:id="77"/>
+    <w:bookmarkStart w:id="78" w:name="ref-geneste1985"/>
+    <w:p>
+      <w:pPr>
+        <w:pStyle w:val="Bibliography"/>
+      </w:pPr>
+      <w:r>
+        <w:t xml:space="preserve">Geneste, J.-M., 1985. Analyse lithique d’industries moustériennes du</w:t>
+      </w:r>
+      <w:r>
+        <w:t xml:space="preserve"> </w:t>
+      </w:r>
+      <w:r>
+        <w:t xml:space="preserve">Périgord</w:t>
+      </w:r>
+      <w:r>
+        <w:t xml:space="preserve">: une approche technologique du comportement des groupes humains au</w:t>
+      </w:r>
+      <w:r>
+        <w:t xml:space="preserve"> </w:t>
+      </w:r>
+      <w:r>
+        <w:t xml:space="preserve">Paléolithique</w:t>
+      </w:r>
+      <w:r>
+        <w:t xml:space="preserve"> </w:t>
+      </w:r>
+      <w:r>
+        <w:t xml:space="preserve">moyen (PhD dissertation). Université de Bordeaux I.</w:t>
+      </w:r>
+    </w:p>
+    <w:bookmarkEnd w:id="78"/>
+    <w:bookmarkStart w:id="80" w:name="Xb0737da3f27c2f558c0c1b6951c7f90f4e2ea09"/>
+    <w:p>
+      <w:pPr>
+        <w:pStyle w:val="Bibliography"/>
+      </w:pPr>
+      <w:r>
+        <w:t xml:space="preserve">Hiscock, P., Clarkson, C., 2008. The construction of morphological diversity: A study of mousterian implement retouching at combe grenal, in: Andrefsky, Jr, W. (Ed.),. Cambridge University Press, pp. 106–135.</w:t>
+      </w:r>
+      <w:r>
+        <w:t xml:space="preserve"> </w:t>
+      </w:r>
+      <w:hyperlink r:id="rId79">
+        <w:r>
+          <w:rPr>
+            <w:rStyle w:val="Hyperlink"/>
+          </w:rPr>
+          <w:t xml:space="preserve">https://doi.org/10.1017/CBO9780511499661.006</w:t>
+        </w:r>
+      </w:hyperlink>
+    </w:p>
+    <w:bookmarkEnd w:id="80"/>
+    <w:bookmarkStart w:id="82" w:name="ref-hiscock2007"/>
+    <w:p>
+      <w:pPr>
+        <w:pStyle w:val="Bibliography"/>
+      </w:pPr>
+      <w:r>
         <w:t xml:space="preserve">Hiscock, P., Clarkson, C., 2007. Retouched notches at combe grenal (france) and the reduction hypothesis. American Antiquity 72, 176–190.</w:t>
       </w:r>
       <w:r>
         <w:t xml:space="preserve"> </w:t>
       </w:r>
-      <w:hyperlink r:id="rId63">
+      <w:hyperlink r:id="rId81">
         <w:r>
           <w:rPr>
             <w:rStyle w:val="Hyperlink"/>
@@ -11304,8 +11621,8 @@
         </w:r>
       </w:hyperlink>
     </w:p>
-    <w:bookmarkEnd w:id="64"/>
-    <w:bookmarkStart w:id="66" w:name="ref-hiscock2009"/>
+    <w:bookmarkEnd w:id="82"/>
+    <w:bookmarkStart w:id="84" w:name="ref-hiscock2009"/>
     <w:p>
       <w:pPr>
         <w:pStyle w:val="Bibliography"/>
@@ -11316,7 +11633,7 @@
       <w:r>
         <w:t xml:space="preserve"> </w:t>
       </w:r>
-      <w:hyperlink r:id="rId65">
+      <w:hyperlink r:id="rId83">
         <w:r>
           <w:rPr>
             <w:rStyle w:val="Hyperlink"/>
@@ -11325,8 +11642,8 @@
         </w:r>
       </w:hyperlink>
     </w:p>
-    <w:bookmarkEnd w:id="66"/>
-    <w:bookmarkStart w:id="68" w:name="ref-huLateMiddlePleistocene2019"/>
+    <w:bookmarkEnd w:id="84"/>
+    <w:bookmarkStart w:id="86" w:name="ref-huLateMiddlePleistocene2019"/>
     <w:p>
       <w:pPr>
         <w:pStyle w:val="Bibliography"/>
@@ -11337,7 +11654,7 @@
       <w:r>
         <w:t xml:space="preserve"> </w:t>
       </w:r>
-      <w:hyperlink r:id="rId67">
+      <w:hyperlink r:id="rId85">
         <w:r>
           <w:rPr>
             <w:rStyle w:val="Hyperlink"/>
@@ -11346,8 +11663,8 @@
         </w:r>
       </w:hyperlink>
     </w:p>
-    <w:bookmarkEnd w:id="68"/>
-    <w:bookmarkStart w:id="70" w:name="ref-jacobs1974"/>
+    <w:bookmarkEnd w:id="86"/>
+    <w:bookmarkStart w:id="88" w:name="ref-jacobs1974"/>
     <w:p>
       <w:pPr>
         <w:pStyle w:val="Bibliography"/>
@@ -11370,7 +11687,7 @@
       <w:r>
         <w:t xml:space="preserve"> </w:t>
       </w:r>
-      <w:hyperlink r:id="rId69">
+      <w:hyperlink r:id="rId87">
         <w:r>
           <w:rPr>
             <w:rStyle w:val="Hyperlink"/>
@@ -11379,43 +11696,19 @@
         </w:r>
       </w:hyperlink>
     </w:p>
-    <w:bookmarkEnd w:id="70"/>
-    <w:bookmarkStart w:id="72" w:name="ref-kassambara2023rstatix"/>
+    <w:bookmarkEnd w:id="88"/>
+    <w:bookmarkStart w:id="90" w:name="ref-krishnamoorthy2014"/>
     <w:p>
       <w:pPr>
         <w:pStyle w:val="Bibliography"/>
       </w:pPr>
       <w:r>
-        <w:t xml:space="preserve">Kassambara, A., 2023.</w:t>
-      </w:r>
-      <w:r>
-        <w:t xml:space="preserve"> </w:t>
-      </w:r>
-      <w:hyperlink r:id="rId71">
-        <w:r>
-          <w:rPr>
-            <w:rStyle w:val="Hyperlink"/>
-          </w:rPr>
-          <w:t xml:space="preserve">Rstatix: Pipe-friendly framework for basic statistical tests</w:t>
-        </w:r>
-      </w:hyperlink>
-      <w:r>
-        <w:t xml:space="preserve">.</w:t>
-      </w:r>
-    </w:p>
-    <w:bookmarkEnd w:id="72"/>
-    <w:bookmarkStart w:id="74" w:name="ref-krishnamoorthy2014"/>
-    <w:p>
-      <w:pPr>
-        <w:pStyle w:val="Bibliography"/>
-      </w:pPr>
-      <w:r>
         <w:t xml:space="preserve">Krishnamoorthy, K., Lee, M., 2014. Improved tests for the equality of normal coefficients of variation. Computational Statistics 29, 215–232.</w:t>
       </w:r>
       <w:r>
         <w:t xml:space="preserve"> </w:t>
       </w:r>
-      <w:hyperlink r:id="rId73">
+      <w:hyperlink r:id="rId89">
         <w:r>
           <w:rPr>
             <w:rStyle w:val="Hyperlink"/>
@@ -11424,19 +11717,50 @@
         </w:r>
       </w:hyperlink>
     </w:p>
-    <w:bookmarkEnd w:id="74"/>
-    <w:bookmarkStart w:id="76" w:name="ref-lemoriniScrapersLifeHistory2016"/>
+    <w:bookmarkEnd w:id="90"/>
+    <w:bookmarkStart w:id="91" w:name="ref-kuhn1995"/>
     <w:p>
       <w:pPr>
         <w:pStyle w:val="Bibliography"/>
       </w:pPr>
       <w:r>
+        <w:t xml:space="preserve">Kuhn, S.L., 1995. Mousterian lithic technology: An ecological perspective. Princeton University Press, Princeton.</w:t>
+      </w:r>
+    </w:p>
+    <w:bookmarkEnd w:id="91"/>
+    <w:bookmarkStart w:id="93" w:name="ref-kuhnGeometricIndexReduction1990"/>
+    <w:p>
+      <w:pPr>
+        <w:pStyle w:val="Bibliography"/>
+      </w:pPr>
+      <w:r>
+        <w:t xml:space="preserve">Kuhn, S.L., 1990. A geometric index of reduction for unifacial stone tools. Journal of Archaeological Science 17, 583–593.</w:t>
+      </w:r>
+      <w:r>
+        <w:t xml:space="preserve"> </w:t>
+      </w:r>
+      <w:hyperlink r:id="rId92">
+        <w:r>
+          <w:rPr>
+            <w:rStyle w:val="Hyperlink"/>
+          </w:rPr>
+          <w:t xml:space="preserve">https://doi.org/10.1016/0305-4403(90)90038-7</w:t>
+        </w:r>
+      </w:hyperlink>
+    </w:p>
+    <w:bookmarkEnd w:id="93"/>
+    <w:bookmarkStart w:id="95" w:name="ref-lemoriniScrapersLifeHistory2016"/>
+    <w:p>
+      <w:pPr>
+        <w:pStyle w:val="Bibliography"/>
+      </w:pPr>
+      <w:r>
         <w:t xml:space="preserve">Lemorini, C., Bourguignon, L., Zupancich, A., Gopher, A., Barkai, R., 2016. A scraper’s life history: Morpho-techno-functional and use-wear analysis of quina and demi-quina scrapers from qesem cave, israel. Quaternary International 398, 86–93.</w:t>
       </w:r>
       <w:r>
         <w:t xml:space="preserve"> </w:t>
       </w:r>
-      <w:hyperlink r:id="rId75">
+      <w:hyperlink r:id="rId94">
         <w:r>
           <w:rPr>
             <w:rStyle w:val="Hyperlink"/>
@@ -11445,8 +11769,8 @@
         </w:r>
       </w:hyperlink>
     </w:p>
-    <w:bookmarkEnd w:id="76"/>
-    <w:bookmarkStart w:id="78" w:name="ref-liEasternmostMiddlePaleolithic2018"/>
+    <w:bookmarkEnd w:id="95"/>
+    <w:bookmarkStart w:id="97" w:name="ref-liEasternmostMiddlePaleolithic2018"/>
     <w:p>
       <w:pPr>
         <w:pStyle w:val="Bibliography"/>
@@ -11457,7 +11781,7 @@
       <w:r>
         <w:t xml:space="preserve"> </w:t>
       </w:r>
-      <w:hyperlink r:id="rId77">
+      <w:hyperlink r:id="rId96">
         <w:r>
           <w:rPr>
             <w:rStyle w:val="Hyperlink"/>
@@ -11466,8 +11790,8 @@
         </w:r>
       </w:hyperlink>
     </w:p>
-    <w:bookmarkEnd w:id="78"/>
-    <w:bookmarkStart w:id="80" w:name="ref-liTechnologicalBehaviorEarly2019"/>
+    <w:bookmarkEnd w:id="97"/>
+    <w:bookmarkStart w:id="99" w:name="ref-liTechnologicalBehaviorEarly2019"/>
     <w:p>
       <w:pPr>
         <w:pStyle w:val="Bibliography"/>
@@ -11478,7 +11802,7 @@
       <w:r>
         <w:t xml:space="preserve"> </w:t>
       </w:r>
-      <w:hyperlink r:id="rId79">
+      <w:hyperlink r:id="rId98">
         <w:r>
           <w:rPr>
             <w:rStyle w:val="Hyperlink"/>
@@ -11487,19 +11811,40 @@
         </w:r>
       </w:hyperlink>
     </w:p>
-    <w:bookmarkEnd w:id="80"/>
-    <w:bookmarkStart w:id="82" w:name="X2deffec8b40d8ad2b07451f2388f41e1a1d764f"/>
+    <w:bookmarkEnd w:id="99"/>
+    <w:bookmarkStart w:id="101" w:name="ref-linQuinaRetouchDoes2021"/>
     <w:p>
       <w:pPr>
         <w:pStyle w:val="Bibliography"/>
       </w:pPr>
       <w:r>
+        <w:t xml:space="preserve">Lin, S.C., Marreiros, J., 2021. Quina retouch does not maintain edge angle over reduction. Lithic Technology 46, 45–59.</w:t>
+      </w:r>
+      <w:r>
+        <w:t xml:space="preserve"> </w:t>
+      </w:r>
+      <w:hyperlink r:id="rId100">
+        <w:r>
+          <w:rPr>
+            <w:rStyle w:val="Hyperlink"/>
+          </w:rPr>
+          <w:t xml:space="preserve">https://doi.org/10.1080/01977261.2020.1819048</w:t>
+        </w:r>
+      </w:hyperlink>
+    </w:p>
+    <w:bookmarkEnd w:id="101"/>
+    <w:bookmarkStart w:id="103" w:name="X2deffec8b40d8ad2b07451f2388f41e1a1d764f"/>
+    <w:p>
+      <w:pPr>
+        <w:pStyle w:val="Bibliography"/>
+      </w:pPr>
+      <w:r>
         <w:t xml:space="preserve">Marwick, B., 2017. Computational reproducibility in archaeological research: Basic principles and a case study of their implementation. Journal of Archaeological Method and Theory 24, 424–450.</w:t>
       </w:r>
       <w:r>
         <w:t xml:space="preserve"> </w:t>
       </w:r>
-      <w:hyperlink r:id="rId81">
+      <w:hyperlink r:id="rId102">
         <w:r>
           <w:rPr>
             <w:rStyle w:val="Hyperlink"/>
@@ -11508,8 +11853,8 @@
         </w:r>
       </w:hyperlink>
     </w:p>
-    <w:bookmarkEnd w:id="82"/>
-    <w:bookmarkStart w:id="84" w:name="ref-marwickOpenScienceArchaeology2017"/>
+    <w:bookmarkEnd w:id="103"/>
+    <w:bookmarkStart w:id="105" w:name="ref-marwickOpenScienceArchaeology2017"/>
     <w:p>
       <w:pPr>
         <w:pStyle w:val="Bibliography"/>
@@ -11523,7 +11868,7 @@
       <w:r>
         <w:t xml:space="preserve"> </w:t>
       </w:r>
-      <w:hyperlink r:id="rId83">
+      <w:hyperlink r:id="rId104">
         <w:r>
           <w:rPr>
             <w:rStyle w:val="Hyperlink"/>
@@ -11532,67 +11877,83 @@
         </w:r>
       </w:hyperlink>
     </w:p>
-    <w:bookmarkEnd w:id="84"/>
-    <w:bookmarkStart w:id="86" w:name="ref-marwick2019cvequality"/>
+    <w:bookmarkEnd w:id="105"/>
+    <w:bookmarkStart w:id="106" w:name="ref-mellars1969"/>
     <w:p>
       <w:pPr>
         <w:pStyle w:val="Bibliography"/>
       </w:pPr>
       <w:r>
-        <w:t xml:space="preserve">Marwick, B., Krishnamoorthy, K., 2019.</w:t>
-      </w:r>
-      <w:r>
-        <w:t xml:space="preserve"> </w:t>
-      </w:r>
-      <w:hyperlink r:id="rId85">
+        <w:t xml:space="preserve">Mellars, P., 1969. The chronology of</w:t>
+      </w:r>
+      <w:r>
+        <w:t xml:space="preserve"> </w:t>
+      </w:r>
+      <w:r>
+        <w:t xml:space="preserve">Mousterian</w:t>
+      </w:r>
+      <w:r>
+        <w:t xml:space="preserve"> </w:t>
+      </w:r>
+      <w:r>
+        <w:t xml:space="preserve">industries in the</w:t>
+      </w:r>
+      <w:r>
+        <w:t xml:space="preserve"> </w:t>
+      </w:r>
+      <w:r>
+        <w:t xml:space="preserve">Périgord</w:t>
+      </w:r>
+      <w:r>
+        <w:t xml:space="preserve"> </w:t>
+      </w:r>
+      <w:r>
+        <w:t xml:space="preserve">region of south-west</w:t>
+      </w:r>
+      <w:r>
+        <w:t xml:space="preserve"> </w:t>
+      </w:r>
+      <w:r>
+        <w:t xml:space="preserve">France</w:t>
+      </w:r>
+      <w:r>
+        <w:t xml:space="preserve">. Proceedings of the Prehistoric Society 35, 134–171.</w:t>
+      </w:r>
+    </w:p>
+    <w:bookmarkEnd w:id="106"/>
+    <w:bookmarkStart w:id="108" w:name="ref-nortonEastAsianMiddle2009"/>
+    <w:p>
+      <w:pPr>
+        <w:pStyle w:val="Bibliography"/>
+      </w:pPr>
+      <w:r>
+        <w:t xml:space="preserve">Norton, C.J., Gao, X., Feng, X., 2009. The east asian middle paleolithic reexamined, in: Camps, M., Chauhan, P. (Eds.),. Springer New York, New York, NY, pp. 245–254.</w:t>
+      </w:r>
+      <w:r>
+        <w:t xml:space="preserve"> </w:t>
+      </w:r>
+      <w:hyperlink r:id="rId107">
         <w:r>
           <w:rPr>
             <w:rStyle w:val="Hyperlink"/>
           </w:rPr>
-          <w:t xml:space="preserve">Cvequality: Tests for the equality of coefficients of variation from multiple groups</w:t>
+          <w:t xml:space="preserve">https://doi.org/10.1007/978-0-387-76487-0_15</w:t>
         </w:r>
       </w:hyperlink>
-      <w:r>
-        <w:t xml:space="preserve">.</w:t>
-      </w:r>
     </w:p>
-    <w:bookmarkEnd w:id="86"/>
-    <w:bookmarkStart w:id="88" w:name="ref-oksanen2025vegan"/>
+    <w:bookmarkEnd w:id="108"/>
+    <w:bookmarkStart w:id="110" w:name="ref-peresani2023"/>
     <w:p>
       <w:pPr>
         <w:pStyle w:val="Bibliography"/>
       </w:pPr>
       <w:r>
-        <w:t xml:space="preserve">Oksanen, J., Simpson, G.L., Blanchet, F.G., Kindt, R., Legendre, P., Minchin, P.R., O’Hara, R.B., Solymos, P., Stevens, M.H.H., Szoecs, E., Wagner, H., Barbour, M., Bedward, M., Bolker, B., Borcard, D., Carvalho, G., Chirico, M., De Caceres, M., Durand, S., Evangelista, H.B.A., FitzJohn, R., Friendly, M., Furneaux, B., Hannigan, G., Hill, M.O., Lahti, L., McGlinn, D., Ouellette, M.-H., Ribeiro Cunha, E., Smith, T., Stier, A., Ter Braak, C.J.F., Weedon, J., 2025.</w:t>
-      </w:r>
-      <w:r>
-        <w:t xml:space="preserve"> </w:t>
-      </w:r>
-      <w:hyperlink r:id="rId87">
-        <w:r>
-          <w:rPr>
-            <w:rStyle w:val="Hyperlink"/>
-          </w:rPr>
-          <w:t xml:space="preserve">Vegan: Community ecology package</w:t>
-        </w:r>
-      </w:hyperlink>
-      <w:r>
-        <w:t xml:space="preserve">.</w:t>
-      </w:r>
-    </w:p>
-    <w:bookmarkEnd w:id="88"/>
-    <w:bookmarkStart w:id="90" w:name="ref-peresani2023"/>
-    <w:p>
-      <w:pPr>
-        <w:pStyle w:val="Bibliography"/>
-      </w:pPr>
-      <w:r>
         <w:t xml:space="preserve">Peresani, M., Bourguignon, L., Delpiano, D., Lemorini, C., 2023. Quina on the edge. Insights from a middle palaeolithic lithic assemblage of grotta di fumane, italy. Journal of Archaeological Science: Reports 49, 103998.</w:t>
       </w:r>
       <w:r>
         <w:t xml:space="preserve"> </w:t>
       </w:r>
-      <w:hyperlink r:id="rId89">
+      <w:hyperlink r:id="rId109">
         <w:r>
           <w:rPr>
             <w:rStyle w:val="Hyperlink"/>
@@ -11601,8 +11962,8 @@
         </w:r>
       </w:hyperlink>
     </w:p>
-    <w:bookmarkEnd w:id="90"/>
-    <w:bookmarkStart w:id="92" w:name="ref-rcoreteam2025"/>
+    <w:bookmarkEnd w:id="110"/>
+    <w:bookmarkStart w:id="112" w:name="ref-rcoreteam2025"/>
     <w:p>
       <w:pPr>
         <w:pStyle w:val="Bibliography"/>
@@ -11613,7 +11974,7 @@
       <w:r>
         <w:t xml:space="preserve"> </w:t>
       </w:r>
-      <w:hyperlink r:id="rId91">
+      <w:hyperlink r:id="rId111">
         <w:r>
           <w:rPr>
             <w:rStyle w:val="Hyperlink"/>
@@ -11625,8 +11986,8 @@
         <w:t xml:space="preserve">. R Foundation for Statistical Computing, Vienna, Austria.</w:t>
       </w:r>
     </w:p>
-    <w:bookmarkEnd w:id="92"/>
-    <w:bookmarkStart w:id="94" w:name="ref-ruanQuinaLithicTechnology2025a"/>
+    <w:bookmarkEnd w:id="112"/>
+    <w:bookmarkStart w:id="114" w:name="ref-ruanQuinaLithicTechnology2025a"/>
     <w:p>
       <w:pPr>
         <w:pStyle w:val="Bibliography"/>
@@ -11637,7 +11998,7 @@
       <w:r>
         <w:t xml:space="preserve"> </w:t>
       </w:r>
-      <w:hyperlink r:id="rId93">
+      <w:hyperlink r:id="rId113">
         <w:r>
           <w:rPr>
             <w:rStyle w:val="Hyperlink"/>
@@ -11646,8 +12007,8 @@
         </w:r>
       </w:hyperlink>
     </w:p>
-    <w:bookmarkEnd w:id="94"/>
-    <w:bookmarkStart w:id="96" w:name="ref-turq2000"/>
+    <w:bookmarkEnd w:id="114"/>
+    <w:bookmarkStart w:id="116" w:name="ref-turq2000"/>
     <w:p>
       <w:pPr>
         <w:pStyle w:val="Bibliography"/>
@@ -11658,7 +12019,7 @@
       <w:r>
         <w:t xml:space="preserve"> </w:t>
       </w:r>
-      <w:hyperlink r:id="rId95">
+      <w:hyperlink r:id="rId115">
         <w:r>
           <w:rPr>
             <w:rStyle w:val="Hyperlink"/>
@@ -11667,8 +12028,8 @@
         </w:r>
       </w:hyperlink>
     </w:p>
-    <w:bookmarkEnd w:id="96"/>
-    <w:bookmarkStart w:id="98" w:name="ref-turq1989"/>
+    <w:bookmarkEnd w:id="116"/>
+    <w:bookmarkStart w:id="118" w:name="ref-turq1989"/>
     <w:p>
       <w:pPr>
         <w:pStyle w:val="Bibliography"/>
@@ -11679,7 +12040,7 @@
       <w:r>
         <w:t xml:space="preserve"> </w:t>
       </w:r>
-      <w:hyperlink r:id="rId97">
+      <w:hyperlink r:id="rId117">
         <w:r>
           <w:rPr>
             <w:rStyle w:val="Hyperlink"/>
@@ -11688,19 +12049,94 @@
         </w:r>
       </w:hyperlink>
     </w:p>
-    <w:bookmarkEnd w:id="98"/>
-    <w:bookmarkStart w:id="100" w:name="ref-zhaoEarliestCentripetalFlaking2026"/>
+    <w:bookmarkEnd w:id="118"/>
+    <w:bookmarkStart w:id="119" w:name="ref-Welch1947"/>
     <w:p>
       <w:pPr>
         <w:pStyle w:val="Bibliography"/>
       </w:pPr>
       <w:r>
+        <w:t xml:space="preserve">Welch, B.L., 1947. The generalization of "student’s" problem when several different population variances are involved. Biometrika 34, 28–35.</w:t>
+      </w:r>
+    </w:p>
+    <w:bookmarkEnd w:id="119"/>
+    <w:bookmarkStart w:id="120" w:name="ref-xiao2024a2022"/>
+    <w:p>
+      <w:pPr>
+        <w:pStyle w:val="Bibliography"/>
+      </w:pPr>
+      <w:r>
+        <w:t xml:space="preserve">Xiao, P., Ruan, Q., Gao, Y., others</w:t>
+      </w:r>
+      <w:r>
+        <w:t xml:space="preserve">, 2024. A2022 survey of paleolithic sites in the binchuan basin in yunnan. Acta Anthropologica Sinica 43, 448–457.</w:t>
+      </w:r>
+    </w:p>
+    <w:bookmarkEnd w:id="120"/>
+    <w:bookmarkStart w:id="122" w:name="ref-xiaoVariationSouthwestMonsoon2010"/>
+    <w:p>
+      <w:pPr>
+        <w:pStyle w:val="Bibliography"/>
+      </w:pPr>
+      <w:r>
+        <w:t xml:space="preserve">Xiao, X.Y., Shen, J., Wang, S.M., Xiao, H.F., Tong, G.B., 2010. The variation of the southwest monsoon from the high resolution pollen record in heqing basin, yunnan province, china for the last 2.78Ma. Palaeogeography, Palaeoclimatology, Palaeoecology 287, 45–57.</w:t>
+      </w:r>
+      <w:r>
+        <w:t xml:space="preserve"> </w:t>
+      </w:r>
+      <w:hyperlink r:id="rId121">
+        <w:r>
+          <w:rPr>
+            <w:rStyle w:val="Hyperlink"/>
+          </w:rPr>
+          <w:t xml:space="preserve">https://doi.org/10.1016/j.palaeo.2010.01.013</w:t>
+        </w:r>
+      </w:hyperlink>
+    </w:p>
+    <w:bookmarkEnd w:id="122"/>
+    <w:bookmarkStart w:id="124" w:name="ref-zaidnerEndLowerPaleolithic2016"/>
+    <w:p>
+      <w:pPr>
+        <w:pStyle w:val="Bibliography"/>
+      </w:pPr>
+      <w:r>
+        <w:t xml:space="preserve">Zaidner, Y., Weinstein-Evron, M., 2016. The end of the lower paleolithic in the levant: The acheulo-yabrudian lithic technology at misliya cave, israel. Quaternary International 409, 9–22.</w:t>
+      </w:r>
+      <w:r>
+        <w:t xml:space="preserve"> </w:t>
+      </w:r>
+      <w:hyperlink r:id="rId123">
+        <w:r>
+          <w:rPr>
+            <w:rStyle w:val="Hyperlink"/>
+          </w:rPr>
+          <w:t xml:space="preserve">https://doi.org/10.1016/j.quaint.2015.12.080</w:t>
+        </w:r>
+      </w:hyperlink>
+    </w:p>
+    <w:bookmarkEnd w:id="124"/>
+    <w:bookmarkStart w:id="125" w:name="ref-Zar1999"/>
+    <w:p>
+      <w:pPr>
+        <w:pStyle w:val="Bibliography"/>
+      </w:pPr>
+      <w:r>
+        <w:t xml:space="preserve">Zar, J.H., 1999. Biostatistical analysis, 4th ed. Prentice Hall, Upper Saddle River, NJ.</w:t>
+      </w:r>
+    </w:p>
+    <w:bookmarkEnd w:id="125"/>
+    <w:bookmarkStart w:id="127" w:name="ref-zhaoEarliestCentripetalFlaking2026"/>
+    <w:p>
+      <w:pPr>
+        <w:pStyle w:val="Bibliography"/>
+      </w:pPr>
+      <w:r>
         <w:t xml:space="preserve">Zhao, Y., Li, Z., Zhang, H., Shao, X., Cai, H., Cui, Y., Li, Y.-N., Cheng, H., Hou, Z., Bae, C.J., Stewart, B.A., 2026. Earliest centripetal flaking system in eastern eurasia reveals human behavioral complexity in late middle pleistocene china. Journal of Human Evolution 103841.</w:t>
       </w:r>
       <w:r>
         <w:t xml:space="preserve"> </w:t>
       </w:r>
-      <w:hyperlink r:id="rId99">
+      <w:hyperlink r:id="rId126">
         <w:r>
           <w:rPr>
             <w:rStyle w:val="Hyperlink"/>
@@ -11709,14 +12145,35 @@
         </w:r>
       </w:hyperlink>
     </w:p>
-    <w:bookmarkEnd w:id="100"/>
-    <w:bookmarkEnd w:id="101"/>
+    <w:bookmarkEnd w:id="127"/>
+    <w:bookmarkStart w:id="129" w:name="Xc29cd9b96069c4c2bdf9b77cb40d7a4f081332e"/>
     <w:p>
+      <w:pPr>
+        <w:pStyle w:val="Bibliography"/>
+      </w:pPr>
+      <w:r>
+        <w:t xml:space="preserve">Zhisheng, A., Clemens, S.C., Shen, J., Qiang, X., Jin, Z., Sun, Y., Prell, W.L., Luo, J., Wang, S., Xu, H., Cai, Y., Zhou, W., Liu, X., Liu, W., Shi, Z., Yan, L., Xiao, X., Chang, H., Wu, F., Ai, L., Lu, F., 2011. Glacial-interglacial indian summer monsoon dynamics. Science 333, 719–723.</w:t>
+      </w:r>
+      <w:r>
+        <w:t xml:space="preserve"> </w:t>
+      </w:r>
+      <w:hyperlink r:id="rId128">
+        <w:r>
+          <w:rPr>
+            <w:rStyle w:val="Hyperlink"/>
+          </w:rPr>
+          <w:t xml:space="preserve">https://doi.org/10.1126/science.1203752</w:t>
+        </w:r>
+      </w:hyperlink>
+    </w:p>
+    <w:bookmarkEnd w:id="129"/>
+    <w:bookmarkEnd w:id="130"/>
+    <w:p>
       <w:r>
         <w:br w:type="page"/>
       </w:r>
     </w:p>
-    <w:bookmarkStart w:id="102" w:name="colophon"/>
+    <w:bookmarkStart w:id="131" w:name="colophon"/>
     <w:p>
       <w:pPr>
         <w:pStyle w:val="Heading2"/>
@@ -11730,7 +12187,7 @@
         <w:pStyle w:val="FirstParagraph"/>
       </w:pPr>
       <w:r>
-        <w:t xml:space="preserve">This report was generated on 2026-07-22 17:21:55.09103 using the following computational environment and dependencies:</w:t>
+        <w:t xml:space="preserve">This report was generated on 2026-07-24 18:35:04.417069 using the following computational environment and dependencies:</w:t>
       </w:r>
     </w:p>
     <w:p>
@@ -11831,7 +12288,7 @@
         <w:rPr>
           <w:rStyle w:val="VerbatimChar"/>
         </w:rPr>
-        <w:t xml:space="preserve"> date     2026-07-22</w:t>
+        <w:t xml:space="preserve"> date     2026-07-24</w:t>
       </w:r>
       <w:r>
         <w:br/>
@@ -11840,7 +12297,7 @@
         <w:rPr>
           <w:rStyle w:val="VerbatimChar"/>
         </w:rPr>
-        <w:t xml:space="preserve"> pandoc   3.8.3 @ C:\\Program Files\\Quarto\\bin\\tools/ (via rmarkdown)</w:t>
+        <w:t xml:space="preserve"> pandoc   3.8.3 @ F:/R/RStudio/resources/app/bin/quarto/bin/tools/ (via rmarkdown)</w:t>
       </w:r>
       <w:r>
         <w:br/>
@@ -12491,6 +12948,15 @@
         <w:rPr>
           <w:rStyle w:val="VerbatimChar"/>
         </w:rPr>
+        <w:t xml:space="preserve"> rstudioapi     0.18.0  2026-01-16 [1] CRAN (R 4.5.2)</w:t>
+      </w:r>
+      <w:r>
+        <w:br/>
+      </w:r>
+      <w:r>
+        <w:rPr>
+          <w:rStyle w:val="VerbatimChar"/>
+        </w:rPr>
         <w:t xml:space="preserve"> S7             0.2.1   2025-11-14 [1] CRAN (R 4.5.2)</w:t>
       </w:r>
       <w:r>
@@ -12707,8 +13173,8 @@
         <w:t xml:space="preserve">──────────────────────────────────────────────────────────────────────────────</w:t>
       </w:r>
     </w:p>
-    <w:bookmarkEnd w:id="102"/>
-    <w:bookmarkEnd w:id="103"/>
+    <w:bookmarkEnd w:id="131"/>
+    <w:bookmarkEnd w:id="132"/>
     <w:sectPr>
       <w:pgSz w:h="15840" w:w="12240"/>
       <w:pgMar w:bottom="1440" w:footer="720" w:gutter="0" w:header="720" w:left="1440" w:right="1440" w:top="1440"/>
